--- a/Адміністрування обчислювальних комплексів Зроблені ЛР/Лабораторна робота 13 - Матакова А.В. - 409а - Адміністрування обчислювальних комплексів.docx
+++ b/Адміністрування обчислювальних комплексів Зроблені ЛР/Лабораторна робота 13 - Матакова А.В. - 409а - Адміністрування обчислювальних комплексів.docx
@@ -1077,6 +1077,7 @@
           <w:iCs/>
           <w:sz w:val="28"/>
           <w:szCs w:val="28"/>
+          <w:lang w:val="ru-RU"/>
         </w:rPr>
       </w:pPr>
       <w:r>
@@ -1101,27 +1102,17 @@
       <w:r>
         <w:rPr>
           <w:iCs/>
-          <w:color w:val="FF0000"/>
-          <w:sz w:val="28"/>
-          <w:szCs w:val="28"/>
-        </w:rPr>
-        <w:t xml:space="preserve">Набути навички роботи </w:t>
+          <w:sz w:val="28"/>
+          <w:szCs w:val="28"/>
+        </w:rPr>
+        <w:t>Набути практичних навичок моніторингу контейнерів Docker</w:t>
       </w:r>
       <w:r>
         <w:rPr>
           <w:iCs/>
-          <w:color w:val="FF0000"/>
-          <w:sz w:val="28"/>
-          <w:szCs w:val="28"/>
-        </w:rPr>
-        <w:t>з інструментом для тестування Selenium Webdriver API</w:t>
-      </w:r>
-      <w:r>
-        <w:rPr>
-          <w:iCs/>
-          <w:color w:val="FF0000"/>
-          <w:sz w:val="28"/>
-          <w:szCs w:val="28"/>
+          <w:sz w:val="28"/>
+          <w:szCs w:val="28"/>
+          <w:lang w:val="ru-RU"/>
         </w:rPr>
         <w:t>.</w:t>
       </w:r>
@@ -1393,7 +1384,7 @@
           <w:sz w:val="28"/>
           <w:szCs w:val="28"/>
         </w:rPr>
-        <w:t>У першій лабораторній роботі обрано програмний продукт, а саме застосунок Flo, який використовується для менеджменту репродуктивного здоров’я людей жіночої статі. Посилання на сайт: https://flo.health/uk.</w:t>
+        <w:t>Спочатку командами docker --version, docker compose version та docker info --format '{{.OperatingSystem}}' перевірено наявність і стан Docker. Для роботи використано середовище з лабораторної роботи №12. Воно складається із сервісів db (MySQL) та web (Django) і описане у файлі docker-compose.yml.</w:t>
       </w:r>
     </w:p>
     <w:p>
@@ -1406,54 +1397,631 @@
         <w:textAlignment w:val="auto"/>
         <w:outlineLvl w:val="9"/>
         <w:rPr>
-          <w:sz w:val="28"/>
-          <w:szCs w:val="28"/>
-        </w:rPr>
-      </w:pPr>
-      <w:r>
-        <w:rPr>
-          <w:sz w:val="28"/>
-          <w:szCs w:val="28"/>
-        </w:rPr>
-        <w:t xml:space="preserve">Посилання на код </w:t>
-      </w:r>
-      <w:r>
-        <w:rPr>
-          <w:sz w:val="28"/>
-          <w:szCs w:val="28"/>
-          <w:lang w:val="en-US"/>
-        </w:rPr>
-        <w:t>GitHub</w:t>
-      </w:r>
-      <w:r>
-        <w:rPr>
-          <w:sz w:val="28"/>
-          <w:szCs w:val="28"/>
-          <w:lang w:val="ru-RU"/>
-        </w:rPr>
-        <w:t>:</w:t>
-      </w:r>
-      <w:r>
-        <w:rPr>
-          <w:sz w:val="28"/>
-          <w:szCs w:val="28"/>
-        </w:rPr>
-        <w:t xml:space="preserve"> </w:t>
-      </w:r>
-      <w:r>
-        <w:rPr>
-          <w:sz w:val="28"/>
-          <w:szCs w:val="28"/>
-        </w:rPr>
-        <w:t>https://github.com/Asya05Tree/Lr7FloAutoTests</w:t>
-      </w:r>
-      <w:r>
-        <w:rPr>
-          <w:sz w:val="28"/>
-          <w:szCs w:val="28"/>
-        </w:rPr>
-        <w:t>.</w:t>
-      </w:r>
+          <w:b/>
+          <w:i/>
+          <w:sz w:val="28"/>
+          <w:szCs w:val="28"/>
+        </w:rPr>
+      </w:pPr>
+      <w:r>
+        <w:rPr>
+          <w:b/>
+          <w:i/>
+          <w:sz w:val="28"/>
+          <w:szCs w:val="28"/>
+        </w:rPr>
+        <w:t>Лістинг коду docker-compose.yml:</w:t>
+      </w:r>
+    </w:p>
+    <w:p>
+      <w:pPr>
+        <w:suppressAutoHyphens w:val="0"/>
+        <w:spacing w:line="360" w:lineRule="auto"/>
+        <w:ind w:leftChars="0" w:firstLineChars="0" w:firstLine="0"/>
+        <w:textDirection w:val="lrTb"/>
+        <w:textAlignment w:val="auto"/>
+        <w:outlineLvl w:val="9"/>
+        <w:rPr>
+          <w:sz w:val="28"/>
+          <w:szCs w:val="28"/>
+        </w:rPr>
+      </w:pPr>
+      <w:r>
+        <w:rPr>
+          <w:sz w:val="28"/>
+          <w:szCs w:val="28"/>
+        </w:rPr>
+        <w:t>services:</w:t>
+      </w:r>
+    </w:p>
+    <w:p>
+      <w:pPr>
+        <w:suppressAutoHyphens w:val="0"/>
+        <w:spacing w:line="360" w:lineRule="auto"/>
+        <w:ind w:leftChars="0" w:firstLineChars="0" w:firstLine="0"/>
+        <w:textDirection w:val="lrTb"/>
+        <w:textAlignment w:val="auto"/>
+        <w:outlineLvl w:val="9"/>
+        <w:rPr>
+          <w:sz w:val="28"/>
+          <w:szCs w:val="28"/>
+        </w:rPr>
+      </w:pPr>
+      <w:r>
+        <w:rPr>
+          <w:sz w:val="28"/>
+          <w:szCs w:val="28"/>
+        </w:rPr>
+        <w:t xml:space="preserve">  db:</w:t>
+      </w:r>
+    </w:p>
+    <w:p>
+      <w:pPr>
+        <w:suppressAutoHyphens w:val="0"/>
+        <w:spacing w:line="360" w:lineRule="auto"/>
+        <w:ind w:leftChars="0" w:firstLineChars="0" w:firstLine="0"/>
+        <w:textDirection w:val="lrTb"/>
+        <w:textAlignment w:val="auto"/>
+        <w:outlineLvl w:val="9"/>
+        <w:rPr>
+          <w:sz w:val="28"/>
+          <w:szCs w:val="28"/>
+        </w:rPr>
+      </w:pPr>
+      <w:r>
+        <w:rPr>
+          <w:sz w:val="28"/>
+          <w:szCs w:val="28"/>
+        </w:rPr>
+        <w:t xml:space="preserve">    build: ./db_lr_admin-main/db_lr_admin-main   # образ MySQL з ЛР11</w:t>
+      </w:r>
+    </w:p>
+    <w:p>
+      <w:pPr>
+        <w:suppressAutoHyphens w:val="0"/>
+        <w:spacing w:line="360" w:lineRule="auto"/>
+        <w:ind w:leftChars="0" w:firstLineChars="0" w:firstLine="0"/>
+        <w:textDirection w:val="lrTb"/>
+        <w:textAlignment w:val="auto"/>
+        <w:outlineLvl w:val="9"/>
+        <w:rPr>
+          <w:sz w:val="28"/>
+          <w:szCs w:val="28"/>
+        </w:rPr>
+      </w:pPr>
+      <w:r>
+        <w:rPr>
+          <w:sz w:val="28"/>
+          <w:szCs w:val="28"/>
+        </w:rPr>
+        <w:t xml:space="preserve">    container_name: db_lr_admin</w:t>
+      </w:r>
+    </w:p>
+    <w:p>
+      <w:pPr>
+        <w:suppressAutoHyphens w:val="0"/>
+        <w:spacing w:line="360" w:lineRule="auto"/>
+        <w:ind w:leftChars="0" w:firstLineChars="0" w:firstLine="0"/>
+        <w:textDirection w:val="lrTb"/>
+        <w:textAlignment w:val="auto"/>
+        <w:outlineLvl w:val="9"/>
+        <w:rPr>
+          <w:sz w:val="28"/>
+          <w:szCs w:val="28"/>
+        </w:rPr>
+      </w:pPr>
+      <w:r>
+        <w:rPr>
+          <w:sz w:val="28"/>
+          <w:szCs w:val="28"/>
+        </w:rPr>
+        <w:t xml:space="preserve">    restart: unless-stopped</w:t>
+      </w:r>
+    </w:p>
+    <w:p>
+      <w:pPr>
+        <w:suppressAutoHyphens w:val="0"/>
+        <w:spacing w:line="360" w:lineRule="auto"/>
+        <w:ind w:leftChars="0" w:firstLineChars="0" w:firstLine="0"/>
+        <w:textDirection w:val="lrTb"/>
+        <w:textAlignment w:val="auto"/>
+        <w:outlineLvl w:val="9"/>
+        <w:rPr>
+          <w:sz w:val="28"/>
+          <w:szCs w:val="28"/>
+        </w:rPr>
+      </w:pPr>
+      <w:r>
+        <w:rPr>
+          <w:sz w:val="28"/>
+          <w:szCs w:val="28"/>
+        </w:rPr>
+        <w:t xml:space="preserve">  web:</w:t>
+      </w:r>
+    </w:p>
+    <w:p>
+      <w:pPr>
+        <w:suppressAutoHyphens w:val="0"/>
+        <w:spacing w:line="360" w:lineRule="auto"/>
+        <w:ind w:leftChars="0" w:firstLineChars="0" w:firstLine="0"/>
+        <w:textDirection w:val="lrTb"/>
+        <w:textAlignment w:val="auto"/>
+        <w:outlineLvl w:val="9"/>
+        <w:rPr>
+          <w:sz w:val="28"/>
+          <w:szCs w:val="28"/>
+        </w:rPr>
+      </w:pPr>
+      <w:r>
+        <w:rPr>
+          <w:sz w:val="28"/>
+          <w:szCs w:val="28"/>
+        </w:rPr>
+        <w:t xml:space="preserve">    build: ./lr_6_proj-main/lr_6_proj-main        # образ Django-застосунку з ЛР11</w:t>
+      </w:r>
+    </w:p>
+    <w:p>
+      <w:pPr>
+        <w:suppressAutoHyphens w:val="0"/>
+        <w:spacing w:line="360" w:lineRule="auto"/>
+        <w:ind w:leftChars="0" w:firstLineChars="0" w:firstLine="0"/>
+        <w:textDirection w:val="lrTb"/>
+        <w:textAlignment w:val="auto"/>
+        <w:outlineLvl w:val="9"/>
+        <w:rPr>
+          <w:sz w:val="28"/>
+          <w:szCs w:val="28"/>
+        </w:rPr>
+      </w:pPr>
+      <w:r>
+        <w:rPr>
+          <w:sz w:val="28"/>
+          <w:szCs w:val="28"/>
+        </w:rPr>
+        <w:t xml:space="preserve">    container_name: lr_6_proj</w:t>
+      </w:r>
+    </w:p>
+    <w:p>
+      <w:pPr>
+        <w:suppressAutoHyphens w:val="0"/>
+        <w:spacing w:line="360" w:lineRule="auto"/>
+        <w:ind w:leftChars="0" w:firstLineChars="0" w:firstLine="0"/>
+        <w:textDirection w:val="lrTb"/>
+        <w:textAlignment w:val="auto"/>
+        <w:outlineLvl w:val="9"/>
+        <w:rPr>
+          <w:sz w:val="28"/>
+          <w:szCs w:val="28"/>
+        </w:rPr>
+      </w:pPr>
+      <w:r>
+        <w:rPr>
+          <w:sz w:val="28"/>
+          <w:szCs w:val="28"/>
+        </w:rPr>
+        <w:t xml:space="preserve">    restart: unless-stopped</w:t>
+      </w:r>
+    </w:p>
+    <w:p>
+      <w:pPr>
+        <w:suppressAutoHyphens w:val="0"/>
+        <w:spacing w:line="360" w:lineRule="auto"/>
+        <w:ind w:leftChars="0" w:firstLineChars="0" w:firstLine="0"/>
+        <w:textDirection w:val="lrTb"/>
+        <w:textAlignment w:val="auto"/>
+        <w:outlineLvl w:val="9"/>
+        <w:rPr>
+          <w:sz w:val="28"/>
+          <w:szCs w:val="28"/>
+        </w:rPr>
+      </w:pPr>
+      <w:r>
+        <w:rPr>
+          <w:sz w:val="28"/>
+          <w:szCs w:val="28"/>
+        </w:rPr>
+        <w:t xml:space="preserve">    depends_on:</w:t>
+      </w:r>
+    </w:p>
+    <w:p>
+      <w:pPr>
+        <w:suppressAutoHyphens w:val="0"/>
+        <w:spacing w:line="360" w:lineRule="auto"/>
+        <w:ind w:leftChars="0" w:firstLineChars="0" w:firstLine="0"/>
+        <w:textDirection w:val="lrTb"/>
+        <w:textAlignment w:val="auto"/>
+        <w:outlineLvl w:val="9"/>
+        <w:rPr>
+          <w:sz w:val="28"/>
+          <w:szCs w:val="28"/>
+        </w:rPr>
+      </w:pPr>
+      <w:r>
+        <w:rPr>
+          <w:sz w:val="28"/>
+          <w:szCs w:val="28"/>
+        </w:rPr>
+        <w:t xml:space="preserve">      - db          # web стартує лише після старту контейнера db</w:t>
+      </w:r>
+    </w:p>
+    <w:p>
+      <w:pPr>
+        <w:suppressAutoHyphens w:val="0"/>
+        <w:spacing w:line="360" w:lineRule="auto"/>
+        <w:ind w:leftChars="0" w:firstLineChars="0" w:firstLine="0"/>
+        <w:textDirection w:val="lrTb"/>
+        <w:textAlignment w:val="auto"/>
+        <w:outlineLvl w:val="9"/>
+        <w:rPr>
+          <w:sz w:val="28"/>
+          <w:szCs w:val="28"/>
+        </w:rPr>
+      </w:pPr>
+      <w:r>
+        <w:rPr>
+          <w:sz w:val="28"/>
+          <w:szCs w:val="28"/>
+        </w:rPr>
+        <w:t xml:space="preserve">    ports:</w:t>
+      </w:r>
+    </w:p>
+    <w:p>
+      <w:pPr>
+        <w:suppressAutoHyphens w:val="0"/>
+        <w:spacing w:line="360" w:lineRule="auto"/>
+        <w:ind w:leftChars="0" w:left="0" w:firstLineChars="0" w:firstLine="0"/>
+        <w:textDirection w:val="lrTb"/>
+        <w:textAlignment w:val="auto"/>
+        <w:outlineLvl w:val="9"/>
+        <w:rPr>
+          <w:sz w:val="28"/>
+          <w:szCs w:val="28"/>
+        </w:rPr>
+      </w:pPr>
+      <w:r>
+        <w:rPr>
+          <w:sz w:val="28"/>
+          <w:szCs w:val="28"/>
+        </w:rPr>
+        <w:t xml:space="preserve">      - "8000:80"    # доступ з хоста/локальної мережі на порт 8000</w:t>
+      </w:r>
+    </w:p>
+    <w:p>
+      <w:pPr>
+        <w:suppressAutoHyphens w:val="0"/>
+        <w:spacing w:line="360" w:lineRule="auto"/>
+        <w:ind w:leftChars="0" w:firstLineChars="0" w:firstLine="709"/>
+        <w:jc w:val="both"/>
+        <w:textDirection w:val="lrTb"/>
+        <w:textAlignment w:val="auto"/>
+        <w:outlineLvl w:val="9"/>
+        <w:rPr>
+          <w:sz w:val="28"/>
+          <w:szCs w:val="28"/>
+        </w:rPr>
+      </w:pPr>
+      <w:r>
+        <w:rPr>
+          <w:sz w:val="28"/>
+          <w:szCs w:val="28"/>
+        </w:rPr>
+        <w:t xml:space="preserve">Для збірки сервісів docker-compose.yml використовує Dockerfile з лабораторної роботи №11. Образ бази даних встановлює mysql-server, дозволяє </w:t>
+      </w:r>
+      <w:r>
+        <w:rPr>
+          <w:sz w:val="28"/>
+          <w:szCs w:val="28"/>
+        </w:rPr>
+        <w:lastRenderedPageBreak/>
+        <w:t>підключення до MySQL не лише з localhost і копіює дамп students.sql та скрипт ініціалізації init.sh.</w:t>
+      </w:r>
+    </w:p>
+    <w:p>
+      <w:pPr>
+        <w:suppressAutoHyphens w:val="0"/>
+        <w:spacing w:line="360" w:lineRule="auto"/>
+        <w:ind w:leftChars="0" w:left="0" w:firstLineChars="0" w:firstLine="709"/>
+        <w:jc w:val="both"/>
+        <w:textDirection w:val="lrTb"/>
+        <w:textAlignment w:val="auto"/>
+        <w:outlineLvl w:val="9"/>
+        <w:rPr>
+          <w:b/>
+          <w:i/>
+          <w:sz w:val="28"/>
+          <w:szCs w:val="28"/>
+        </w:rPr>
+      </w:pPr>
+      <w:r>
+        <w:rPr>
+          <w:b/>
+          <w:i/>
+          <w:sz w:val="28"/>
+          <w:szCs w:val="28"/>
+        </w:rPr>
+        <w:t>Лістинг коду Dockerfile контейнера бази даних (db_lr_admin-main):</w:t>
+      </w:r>
+    </w:p>
+    <w:p>
+      <w:pPr>
+        <w:suppressAutoHyphens w:val="0"/>
+        <w:spacing w:line="360" w:lineRule="auto"/>
+        <w:ind w:leftChars="0" w:firstLineChars="0" w:firstLine="0"/>
+        <w:jc w:val="both"/>
+        <w:textDirection w:val="lrTb"/>
+        <w:textAlignment w:val="auto"/>
+        <w:outlineLvl w:val="9"/>
+        <w:rPr>
+          <w:sz w:val="28"/>
+          <w:szCs w:val="28"/>
+        </w:rPr>
+      </w:pPr>
+      <w:r>
+        <w:rPr>
+          <w:sz w:val="28"/>
+          <w:szCs w:val="28"/>
+        </w:rPr>
+        <w:t>FROM ubuntu:lunar</w:t>
+      </w:r>
+    </w:p>
+    <w:p>
+      <w:pPr>
+        <w:suppressAutoHyphens w:val="0"/>
+        <w:spacing w:line="360" w:lineRule="auto"/>
+        <w:ind w:leftChars="0" w:firstLineChars="0" w:firstLine="0"/>
+        <w:jc w:val="both"/>
+        <w:textDirection w:val="lrTb"/>
+        <w:textAlignment w:val="auto"/>
+        <w:outlineLvl w:val="9"/>
+        <w:rPr>
+          <w:sz w:val="28"/>
+          <w:szCs w:val="28"/>
+        </w:rPr>
+      </w:pPr>
+      <w:r>
+        <w:rPr>
+          <w:sz w:val="28"/>
+          <w:szCs w:val="28"/>
+        </w:rPr>
+        <w:t># lunar (23.04) вже поза підтримкою -&gt; переключаємо репозиторії на архів</w:t>
+      </w:r>
+    </w:p>
+    <w:p>
+      <w:pPr>
+        <w:suppressAutoHyphens w:val="0"/>
+        <w:spacing w:line="360" w:lineRule="auto"/>
+        <w:ind w:leftChars="0" w:firstLineChars="0" w:firstLine="0"/>
+        <w:jc w:val="both"/>
+        <w:textDirection w:val="lrTb"/>
+        <w:textAlignment w:val="auto"/>
+        <w:outlineLvl w:val="9"/>
+        <w:rPr>
+          <w:sz w:val="28"/>
+          <w:szCs w:val="28"/>
+        </w:rPr>
+      </w:pPr>
+      <w:r>
+        <w:rPr>
+          <w:sz w:val="28"/>
+          <w:szCs w:val="28"/>
+        </w:rPr>
+        <w:t>RUN sed -i 's|archive.ubuntu.com|old-releases.ubuntu.com|g; s|security.ubuntu.com|old-releases.ubuntu.com|g' /etc/apt/sources.list</w:t>
+      </w:r>
+    </w:p>
+    <w:p>
+      <w:pPr>
+        <w:suppressAutoHyphens w:val="0"/>
+        <w:spacing w:line="360" w:lineRule="auto"/>
+        <w:ind w:leftChars="0" w:firstLineChars="0" w:firstLine="0"/>
+        <w:jc w:val="both"/>
+        <w:textDirection w:val="lrTb"/>
+        <w:textAlignment w:val="auto"/>
+        <w:outlineLvl w:val="9"/>
+        <w:rPr>
+          <w:sz w:val="28"/>
+          <w:szCs w:val="28"/>
+        </w:rPr>
+      </w:pPr>
+      <w:r>
+        <w:rPr>
+          <w:sz w:val="28"/>
+          <w:szCs w:val="28"/>
+        </w:rPr>
+        <w:t>ENV DEBIAN_FRONTEND=noninteractive</w:t>
+      </w:r>
+    </w:p>
+    <w:p>
+      <w:pPr>
+        <w:suppressAutoHyphens w:val="0"/>
+        <w:spacing w:line="360" w:lineRule="auto"/>
+        <w:ind w:leftChars="0" w:firstLineChars="0" w:firstLine="0"/>
+        <w:jc w:val="both"/>
+        <w:textDirection w:val="lrTb"/>
+        <w:textAlignment w:val="auto"/>
+        <w:outlineLvl w:val="9"/>
+        <w:rPr>
+          <w:sz w:val="28"/>
+          <w:szCs w:val="28"/>
+        </w:rPr>
+      </w:pPr>
+      <w:r>
+        <w:rPr>
+          <w:sz w:val="28"/>
+          <w:szCs w:val="28"/>
+        </w:rPr>
+        <w:t>RUN apt-get update &amp;&amp; apt-get install -y mysql-server &amp;&amp; rm -rf /var/lib/apt/lists/*</w:t>
+      </w:r>
+    </w:p>
+    <w:p>
+      <w:pPr>
+        <w:suppressAutoHyphens w:val="0"/>
+        <w:spacing w:line="360" w:lineRule="auto"/>
+        <w:ind w:leftChars="0" w:firstLineChars="0" w:firstLine="0"/>
+        <w:jc w:val="both"/>
+        <w:textDirection w:val="lrTb"/>
+        <w:textAlignment w:val="auto"/>
+        <w:outlineLvl w:val="9"/>
+        <w:rPr>
+          <w:sz w:val="28"/>
+          <w:szCs w:val="28"/>
+        </w:rPr>
+      </w:pPr>
+      <w:r>
+        <w:rPr>
+          <w:sz w:val="28"/>
+          <w:szCs w:val="28"/>
+        </w:rPr>
+        <w:t># дозволяємо підключення не тільки з localhost</w:t>
+      </w:r>
+    </w:p>
+    <w:p>
+      <w:pPr>
+        <w:suppressAutoHyphens w:val="0"/>
+        <w:spacing w:line="360" w:lineRule="auto"/>
+        <w:ind w:leftChars="0" w:firstLineChars="0" w:firstLine="0"/>
+        <w:jc w:val="both"/>
+        <w:textDirection w:val="lrTb"/>
+        <w:textAlignment w:val="auto"/>
+        <w:outlineLvl w:val="9"/>
+        <w:rPr>
+          <w:sz w:val="28"/>
+          <w:szCs w:val="28"/>
+        </w:rPr>
+      </w:pPr>
+      <w:r>
+        <w:rPr>
+          <w:sz w:val="28"/>
+          <w:szCs w:val="28"/>
+        </w:rPr>
+        <w:t>RUN sed -i 's/^bind-address.*/bind-address = 0.0.0.0/' /etc/mysql/mysql.conf.d/mysqld.cnf</w:t>
+      </w:r>
+    </w:p>
+    <w:p>
+      <w:pPr>
+        <w:suppressAutoHyphens w:val="0"/>
+        <w:spacing w:line="360" w:lineRule="auto"/>
+        <w:ind w:leftChars="0" w:firstLineChars="0" w:firstLine="0"/>
+        <w:jc w:val="both"/>
+        <w:textDirection w:val="lrTb"/>
+        <w:textAlignment w:val="auto"/>
+        <w:outlineLvl w:val="9"/>
+        <w:rPr>
+          <w:sz w:val="28"/>
+          <w:szCs w:val="28"/>
+        </w:rPr>
+      </w:pPr>
+      <w:r>
+        <w:rPr>
+          <w:sz w:val="28"/>
+          <w:szCs w:val="28"/>
+        </w:rPr>
+        <w:t>COPY students.sql /docker-entrypoint-initdb.d/students.sql</w:t>
+      </w:r>
+    </w:p>
+    <w:p>
+      <w:pPr>
+        <w:suppressAutoHyphens w:val="0"/>
+        <w:spacing w:line="360" w:lineRule="auto"/>
+        <w:ind w:leftChars="0" w:firstLineChars="0" w:firstLine="0"/>
+        <w:jc w:val="both"/>
+        <w:textDirection w:val="lrTb"/>
+        <w:textAlignment w:val="auto"/>
+        <w:outlineLvl w:val="9"/>
+        <w:rPr>
+          <w:sz w:val="28"/>
+          <w:szCs w:val="28"/>
+        </w:rPr>
+      </w:pPr>
+      <w:r>
+        <w:rPr>
+          <w:sz w:val="28"/>
+          <w:szCs w:val="28"/>
+        </w:rPr>
+        <w:t>COPY init.sh /init.sh</w:t>
+      </w:r>
+    </w:p>
+    <w:p>
+      <w:pPr>
+        <w:suppressAutoHyphens w:val="0"/>
+        <w:spacing w:line="360" w:lineRule="auto"/>
+        <w:ind w:leftChars="0" w:firstLineChars="0" w:firstLine="0"/>
+        <w:jc w:val="both"/>
+        <w:textDirection w:val="lrTb"/>
+        <w:textAlignment w:val="auto"/>
+        <w:outlineLvl w:val="9"/>
+        <w:rPr>
+          <w:sz w:val="28"/>
+          <w:szCs w:val="28"/>
+        </w:rPr>
+      </w:pPr>
+      <w:r>
+        <w:rPr>
+          <w:sz w:val="28"/>
+          <w:szCs w:val="28"/>
+        </w:rPr>
+        <w:t>RUN chmod +x /init.sh</w:t>
+      </w:r>
+    </w:p>
+    <w:p>
+      <w:pPr>
+        <w:suppressAutoHyphens w:val="0"/>
+        <w:spacing w:line="360" w:lineRule="auto"/>
+        <w:ind w:leftChars="0" w:firstLineChars="0" w:firstLine="0"/>
+        <w:jc w:val="both"/>
+        <w:textDirection w:val="lrTb"/>
+        <w:textAlignment w:val="auto"/>
+        <w:outlineLvl w:val="9"/>
+        <w:rPr>
+          <w:sz w:val="28"/>
+          <w:szCs w:val="28"/>
+        </w:rPr>
+      </w:pPr>
+      <w:r>
+        <w:rPr>
+          <w:sz w:val="28"/>
+          <w:szCs w:val="28"/>
+        </w:rPr>
+        <w:t>EXPOSE 3306</w:t>
+      </w:r>
+    </w:p>
+    <w:p>
+      <w:pPr>
+        <w:suppressAutoHyphens w:val="0"/>
+        <w:spacing w:line="360" w:lineRule="auto"/>
+        <w:ind w:leftChars="0" w:left="0" w:firstLineChars="0" w:firstLine="0"/>
+        <w:jc w:val="both"/>
+        <w:textDirection w:val="lrTb"/>
+        <w:textAlignment w:val="auto"/>
+        <w:outlineLvl w:val="9"/>
+        <w:rPr>
+          <w:sz w:val="28"/>
+          <w:szCs w:val="28"/>
+        </w:rPr>
+      </w:pPr>
+      <w:r>
+        <w:rPr>
+          <w:sz w:val="28"/>
+          <w:szCs w:val="28"/>
+        </w:rPr>
+        <w:t>CMD ["/init.sh"]</w:t>
+      </w:r>
+    </w:p>
+    <w:p>
+      <w:pPr>
+        <w:suppressAutoHyphens w:val="0"/>
+        <w:spacing w:line="360" w:lineRule="auto"/>
+        <w:ind w:leftChars="0" w:left="0" w:firstLineChars="0" w:firstLine="709"/>
+        <w:jc w:val="both"/>
+        <w:textDirection w:val="lrTb"/>
+        <w:textAlignment w:val="auto"/>
+        <w:outlineLvl w:val="9"/>
+        <w:rPr>
+          <w:sz w:val="28"/>
+          <w:szCs w:val="28"/>
+        </w:rPr>
+      </w:pPr>
+      <w:bookmarkStart w:id="0" w:name="_GoBack"/>
+      <w:bookmarkEnd w:id="0"/>
     </w:p>
     <w:p>
       <w:pPr>
@@ -1598,6 +2166,7 @@
           <w:sz w:val="28"/>
           <w:szCs w:val="28"/>
         </w:rPr>
+        <w:lastRenderedPageBreak/>
         <w:t>в реальні назви файлів релізу через GitHub API, щоб не гадати:</w:t>
       </w:r>
     </w:p>
@@ -1638,7 +2207,6 @@
           <w:sz w:val="28"/>
           <w:szCs w:val="28"/>
         </w:rPr>
-        <w:lastRenderedPageBreak/>
         <w:t>Це показало список усіх бінарників релізу (linux, darwin, windows...) — правильна назва виявилась ctop-0.7.7-windows-amd64 (без розширення).</w:t>
       </w:r>
     </w:p>
@@ -1818,7 +2386,7 @@
         <w:rPr>
           <w:sz w:val="28"/>
           <w:szCs w:val="28"/>
-          <w:lang w:val="en-US"/>
+          <w:lang w:val="ru-RU"/>
         </w:rPr>
       </w:pPr>
       <w:r>
@@ -2098,7 +2666,6 @@
           <w:sz w:val="28"/>
           <w:szCs w:val="28"/>
         </w:rPr>
-        <w:lastRenderedPageBreak/>
         <w:t>curl -L -o ctop.exe "https://github.com/bcicen/ctop/releases/download/v0.7.7/ctop-0.7.7-windows-amd64"</w:t>
       </w:r>
     </w:p>
@@ -2348,8 +2915,10 @@
       </w:pPr>
       <w:r>
         <w:rPr>
-          <w:sz w:val="28"/>
-          <w:szCs w:val="28"/>
+          <w:noProof/>
+          <w:sz w:val="28"/>
+          <w:szCs w:val="28"/>
+          <w:lang w:val="ru-RU"/>
         </w:rPr>
         <w:drawing>
           <wp:inline distT="0" distB="0" distL="0" distR="0" wp14:anchorId="41C08341" wp14:editId="6B9C7552">
@@ -2425,6 +2994,7 @@
           <w:sz w:val="28"/>
           <w:szCs w:val="28"/>
         </w:rPr>
+        <w:lastRenderedPageBreak/>
         <w:t>5. Натисніть q, щоб вийти.</w:t>
       </w:r>
     </w:p>
@@ -2495,8 +3065,10 @@
       </w:pPr>
       <w:r>
         <w:rPr>
-          <w:sz w:val="28"/>
-          <w:szCs w:val="28"/>
+          <w:noProof/>
+          <w:sz w:val="28"/>
+          <w:szCs w:val="28"/>
+          <w:lang w:val="ru-RU"/>
         </w:rPr>
         <w:drawing>
           <wp:inline distT="0" distB="0" distL="0" distR="0" wp14:anchorId="59AA84FC" wp14:editId="25FCFACB">
@@ -2629,8 +3201,10 @@
       </w:pPr>
       <w:r>
         <w:rPr>
-          <w:sz w:val="28"/>
-          <w:szCs w:val="28"/>
+          <w:noProof/>
+          <w:sz w:val="28"/>
+          <w:szCs w:val="28"/>
+          <w:lang w:val="ru-RU"/>
         </w:rPr>
         <w:drawing>
           <wp:inline distT="0" distB="0" distL="0" distR="0" wp14:anchorId="296DF845" wp14:editId="19C4FE41">
@@ -2668,8 +3242,6 @@
           </wp:inline>
         </w:drawing>
       </w:r>
-      <w:bookmarkStart w:id="0" w:name="_GoBack"/>
-      <w:bookmarkEnd w:id="0"/>
     </w:p>
     <w:p>
       <w:pPr>
@@ -2820,6 +3392,7 @@
           <w:sz w:val="28"/>
           <w:szCs w:val="28"/>
         </w:rPr>
+        <w:lastRenderedPageBreak/>
         <w:t>curl -L -o ctop.exe "https://github.com/bcicen/ctop/releases/download/v0.7.7/ctop-0.7.7-windows-amd64"</w:t>
       </w:r>
     </w:p>
@@ -2853,7 +3426,6 @@
           <w:sz w:val="28"/>
           <w:szCs w:val="28"/>
         </w:rPr>
-        <w:lastRenderedPageBreak/>
         <w:t># Запуск моніторингу</w:t>
       </w:r>
     </w:p>
@@ -8919,7 +9491,7 @@
 </file>
 
 <file path=customXml/itemProps2.xml><?xml version="1.0" encoding="utf-8"?>
-<ds:datastoreItem xmlns:ds="http://schemas.openxmlformats.org/officeDocument/2006/customXml" ds:itemID="{9E5EAD2F-1917-4A29-BC0D-3A596A29DA5C}">
+<ds:datastoreItem xmlns:ds="http://schemas.openxmlformats.org/officeDocument/2006/customXml" ds:itemID="{A01E741F-22FC-4054-940E-77338F4344A4}">
   <ds:schemaRefs>
     <ds:schemaRef ds:uri="http://schemas.openxmlformats.org/officeDocument/2006/bibliography"/>
   </ds:schemaRefs>

--- a/Адміністрування обчислювальних комплексів Зроблені ЛР/Лабораторна робота 13 - Матакова А.В. - 409а - Адміністрування обчислювальних комплексів.docx
+++ b/Адміністрування обчислювальних комплексів Зроблені ЛР/Лабораторна робота 13 - Матакова А.В. - 409а - Адміністрування обчислювальних комплексів.docx
@@ -2020,8 +2020,109 @@
           <w:szCs w:val="28"/>
         </w:rPr>
       </w:pPr>
-      <w:bookmarkStart w:id="0" w:name="_GoBack"/>
-      <w:bookmarkEnd w:id="0"/>
+      <w:r>
+        <w:rPr>
+          <w:sz w:val="28"/>
+          <w:szCs w:val="28"/>
+        </w:rPr>
+        <w:t>Скрипт init.sh запускає MySQL, створює базу даних students і користувача sammy, надає йому права та завантажує дамп.</w:t>
+      </w:r>
+    </w:p>
+    <w:p>
+      <w:pPr>
+        <w:suppressAutoHyphens w:val="0"/>
+        <w:spacing w:line="360" w:lineRule="auto"/>
+        <w:ind w:leftChars="0" w:left="0" w:firstLineChars="0" w:firstLine="709"/>
+        <w:jc w:val="both"/>
+        <w:textDirection w:val="lrTb"/>
+        <w:textAlignment w:val="auto"/>
+        <w:outlineLvl w:val="9"/>
+        <w:rPr>
+          <w:sz w:val="28"/>
+          <w:szCs w:val="28"/>
+        </w:rPr>
+      </w:pPr>
+      <w:r>
+        <w:rPr>
+          <w:sz w:val="28"/>
+          <w:szCs w:val="28"/>
+        </w:rPr>
+        <w:t>Образ вебзастосунка встановлює python3 і pip, копіює код проєкту в директорію /app, встановлює Django та залежності й запускає застосунок на порту 80.</w:t>
+      </w:r>
+    </w:p>
+    <w:p>
+      <w:pPr>
+        <w:suppressAutoHyphens w:val="0"/>
+        <w:spacing w:line="360" w:lineRule="auto"/>
+        <w:ind w:leftChars="0" w:firstLineChars="0" w:firstLine="709"/>
+        <w:jc w:val="both"/>
+        <w:textDirection w:val="lrTb"/>
+        <w:textAlignment w:val="auto"/>
+        <w:outlineLvl w:val="9"/>
+        <w:rPr>
+          <w:sz w:val="28"/>
+          <w:szCs w:val="28"/>
+        </w:rPr>
+      </w:pPr>
+      <w:r>
+        <w:rPr>
+          <w:sz w:val="28"/>
+          <w:szCs w:val="28"/>
+        </w:rPr>
+        <w:t>Після переходу в директорію проєкту командою cd "C:\Users\Nasya\Desktop\lr13ao" виконано команду docker compose up -d --build. Вона завершилася помилкою конфлікту імен, оскільки контейнери db_lr_admin та lr_6_proj із попередньої роботи вже були запущені. Командами docker ps -a та docker ps --filter "name=db_lr_admin" --filter "name=lr_6_proj" підтверджено, що обидва контейнери працюють.</w:t>
+      </w:r>
+    </w:p>
+    <w:p>
+      <w:pPr>
+        <w:suppressAutoHyphens w:val="0"/>
+        <w:spacing w:line="360" w:lineRule="auto"/>
+        <w:ind w:leftChars="0" w:firstLineChars="0" w:firstLine="709"/>
+        <w:jc w:val="both"/>
+        <w:textDirection w:val="lrTb"/>
+        <w:textAlignment w:val="auto"/>
+        <w:outlineLvl w:val="9"/>
+        <w:rPr>
+          <w:sz w:val="28"/>
+          <w:szCs w:val="28"/>
+        </w:rPr>
+      </w:pPr>
+      <w:r>
+        <w:rPr>
+          <w:sz w:val="28"/>
+          <w:szCs w:val="28"/>
+        </w:rPr>
+        <w:t>Для встановлення засобу моніторингу ctop створено директорію tools командою mkdir tools і виконано перехід у неї командою cd tools. Назву Windows-</w:t>
+      </w:r>
+      <w:r>
+        <w:rPr>
+          <w:sz w:val="28"/>
+          <w:szCs w:val="28"/>
+        </w:rPr>
+        <w:lastRenderedPageBreak/>
+        <w:t>білда в останньому релізі bcicen/ctop визначено через GitHub API командою curl -s "https://api.github.com/repos/bcicen/ctop/releases/latest" | grep -i "browser_download_url". Потрібним виявився файл ctop-0.7.7-windows-amd64. Невдало завантажений раніше файл видалено командою rm -f ctop.exe. Правильний бінарний файл завантажено з розширенням .exe командою curl -L -o ctop.exe "https://github.com/bcicen/ctop/releases/download/v0.7.7/ctop-0.7.7-windows-amd64". Команда ./ctop.exe -v вивела версію ctop version 0.7.7, build 11a1cb1 go1.18, що підтверджує працездатність утиліти.</w:t>
+      </w:r>
+    </w:p>
+    <w:p>
+      <w:pPr>
+        <w:suppressAutoHyphens w:val="0"/>
+        <w:spacing w:line="360" w:lineRule="auto"/>
+        <w:ind w:leftChars="0" w:left="0" w:firstLineChars="0" w:firstLine="709"/>
+        <w:jc w:val="both"/>
+        <w:textDirection w:val="lrTb"/>
+        <w:textAlignment w:val="auto"/>
+        <w:outlineLvl w:val="9"/>
+        <w:rPr>
+          <w:sz w:val="28"/>
+          <w:szCs w:val="28"/>
+        </w:rPr>
+      </w:pPr>
+      <w:r>
+        <w:rPr>
+          <w:sz w:val="28"/>
+          <w:szCs w:val="28"/>
+        </w:rPr>
+        <w:t>Моніторинг запущено командою .\ctop.exe. Утиліта в реальному часі показує перелік контейнерів із використанням CPU, пам'яті, мережі, дискових операцій, кількістю процесів та часом роботи. Контейнери db_lr_admin та lr_6_proj працюють, lr9-container призупинений, а контейнери lr10ao зупинені. Для виходу з ctop використовується клавіша q.</w:t>
+      </w:r>
     </w:p>
     <w:p>
       <w:pPr>
@@ -2037,891 +2138,15 @@
           <w:szCs w:val="28"/>
         </w:rPr>
       </w:pPr>
-    </w:p>
-    <w:p>
-      <w:pPr>
-        <w:suppressAutoHyphens w:val="0"/>
-        <w:spacing w:line="360" w:lineRule="auto"/>
-        <w:ind w:leftChars="0" w:left="0" w:firstLineChars="0" w:firstLine="0"/>
-        <w:jc w:val="center"/>
-        <w:textDirection w:val="lrTb"/>
-        <w:textAlignment w:val="auto"/>
-        <w:outlineLvl w:val="9"/>
-        <w:rPr>
-          <w:sz w:val="28"/>
-          <w:szCs w:val="28"/>
-        </w:rPr>
-      </w:pPr>
-      <w:r>
-        <w:rPr>
-          <w:sz w:val="28"/>
-          <w:szCs w:val="28"/>
-        </w:rPr>
-        <w:t>Рисунок 1 –</w:t>
-      </w:r>
-      <w:r>
-        <w:rPr>
-          <w:sz w:val="28"/>
-          <w:szCs w:val="28"/>
-        </w:rPr>
-        <w:t xml:space="preserve"> </w:t>
-      </w:r>
-      <w:r>
-        <w:rPr>
-          <w:sz w:val="28"/>
-          <w:szCs w:val="28"/>
-        </w:rPr>
-        <w:t>Результат тестування</w:t>
-      </w:r>
-    </w:p>
-    <w:p>
-      <w:pPr>
-        <w:suppressAutoHyphens w:val="0"/>
-        <w:spacing w:line="360" w:lineRule="auto"/>
-        <w:ind w:leftChars="0" w:left="0" w:firstLineChars="0" w:firstLine="709"/>
-        <w:jc w:val="both"/>
-        <w:textDirection w:val="lrTb"/>
-        <w:textAlignment w:val="auto"/>
-        <w:outlineLvl w:val="9"/>
-        <w:rPr>
-          <w:sz w:val="28"/>
-          <w:szCs w:val="28"/>
-        </w:rPr>
-      </w:pPr>
-      <w:r>
-        <w:rPr>
-          <w:sz w:val="28"/>
-          <w:szCs w:val="28"/>
-        </w:rPr>
-        <w:t>Таблиця 1 – Параметри опису usecase</w:t>
-      </w:r>
-    </w:p>
-    <w:p>
-      <w:pPr>
-        <w:spacing w:line="360" w:lineRule="auto"/>
-        <w:ind w:leftChars="0" w:firstLineChars="251" w:firstLine="703"/>
-        <w:contextualSpacing/>
-        <w:jc w:val="both"/>
-        <w:outlineLvl w:val="9"/>
-        <w:rPr>
-          <w:sz w:val="28"/>
-          <w:szCs w:val="28"/>
-        </w:rPr>
-      </w:pPr>
-      <w:r>
-        <w:rPr>
-          <w:sz w:val="28"/>
-          <w:szCs w:val="28"/>
-        </w:rPr>
-        <w:t>Ситуація: контейнери db_lr_admin (образ lr12ao-db) та lr_6_proj (образ lr12ao-web) з попередньої лабораторної вже були запущені (Up 9+ хв), тож окремо піднімати їх через docker compose up не знадобилось — спроба це зробити впала через конфлікт імен контейнерів (нормальна поведінка, не помилка налаштувань).</w:t>
-      </w:r>
-    </w:p>
-    <w:p>
-      <w:pPr>
-        <w:spacing w:line="360" w:lineRule="auto"/>
-        <w:ind w:leftChars="0" w:firstLineChars="251" w:firstLine="703"/>
-        <w:contextualSpacing/>
-        <w:jc w:val="both"/>
-        <w:outlineLvl w:val="9"/>
-        <w:rPr>
-          <w:sz w:val="28"/>
-          <w:szCs w:val="28"/>
-        </w:rPr>
-      </w:pPr>
-    </w:p>
-    <w:p>
-      <w:pPr>
-        <w:spacing w:line="360" w:lineRule="auto"/>
-        <w:ind w:leftChars="0" w:firstLineChars="251" w:firstLine="703"/>
-        <w:contextualSpacing/>
-        <w:jc w:val="both"/>
-        <w:outlineLvl w:val="9"/>
-        <w:rPr>
-          <w:sz w:val="28"/>
-          <w:szCs w:val="28"/>
-        </w:rPr>
-      </w:pPr>
-      <w:r>
-        <w:rPr>
-          <w:sz w:val="28"/>
-          <w:szCs w:val="28"/>
-        </w:rPr>
-        <w:t>Далі я завантажив ctop.exe (Windows-білд утиліти моніторингу контейнерів bcicen/ctop v0.7.7) у папку tools/, перевірив що він запускається (ctop.exe -v → версія вивелась успішно), і додатково зняв знімок навантаження контейнерів через docker stats --no-stream як текстовий доказ моніторингу.</w:t>
-      </w:r>
-    </w:p>
-    <w:p>
-      <w:pPr>
-        <w:spacing w:line="360" w:lineRule="auto"/>
-        <w:ind w:leftChars="0" w:firstLineChars="251" w:firstLine="703"/>
-        <w:contextualSpacing/>
-        <w:jc w:val="both"/>
-        <w:outlineLvl w:val="9"/>
-        <w:rPr>
-          <w:sz w:val="28"/>
-          <w:szCs w:val="28"/>
-        </w:rPr>
-      </w:pPr>
-      <w:r>
-        <w:rPr>
-          <w:sz w:val="28"/>
-          <w:szCs w:val="28"/>
-        </w:rPr>
-        <w:lastRenderedPageBreak/>
-        <w:t>в реальні назви файлів релізу через GitHub API, щоб не гадати:</w:t>
-      </w:r>
-    </w:p>
-    <w:p>
-      <w:pPr>
-        <w:spacing w:line="360" w:lineRule="auto"/>
-        <w:ind w:leftChars="0" w:firstLineChars="251" w:firstLine="703"/>
-        <w:contextualSpacing/>
-        <w:jc w:val="both"/>
-        <w:outlineLvl w:val="9"/>
-        <w:rPr>
-          <w:sz w:val="28"/>
-          <w:szCs w:val="28"/>
-        </w:rPr>
-      </w:pPr>
-      <w:r>
-        <w:rPr>
-          <w:sz w:val="28"/>
-          <w:szCs w:val="28"/>
-        </w:rPr>
-        <w:t>curl -s "https://api.github.com/repos/bcicen/ctop/releases/latest" | grep -i "browser_download_url"</w:t>
-      </w:r>
-    </w:p>
-    <w:p>
-      <w:pPr>
-        <w:spacing w:line="360" w:lineRule="auto"/>
-        <w:ind w:leftChars="0" w:firstLineChars="251" w:firstLine="703"/>
-        <w:contextualSpacing/>
-        <w:jc w:val="both"/>
-        <w:outlineLvl w:val="9"/>
-        <w:rPr>
-          <w:sz w:val="28"/>
-          <w:szCs w:val="28"/>
-        </w:rPr>
-      </w:pPr>
-      <w:r>
-        <w:rPr>
-          <w:sz w:val="28"/>
-          <w:szCs w:val="28"/>
-        </w:rPr>
-        <w:t>Це показало список усіх бінарників релізу (linux, darwin, windows...) — правильна назва виявилась ctop-0.7.7-windows-amd64 (без розширення).</w:t>
-      </w:r>
-    </w:p>
-    <w:p>
-      <w:pPr>
-        <w:spacing w:line="360" w:lineRule="auto"/>
-        <w:ind w:leftChars="0" w:firstLineChars="251" w:firstLine="703"/>
-        <w:contextualSpacing/>
-        <w:jc w:val="both"/>
-        <w:outlineLvl w:val="9"/>
-        <w:rPr>
-          <w:sz w:val="28"/>
-          <w:szCs w:val="28"/>
-        </w:rPr>
-      </w:pPr>
-    </w:p>
-    <w:p>
-      <w:pPr>
-        <w:spacing w:line="360" w:lineRule="auto"/>
-        <w:ind w:leftChars="0" w:firstLineChars="251" w:firstLine="703"/>
-        <w:contextualSpacing/>
-        <w:jc w:val="both"/>
-        <w:outlineLvl w:val="9"/>
-        <w:rPr>
-          <w:sz w:val="28"/>
-          <w:szCs w:val="28"/>
-        </w:rPr>
-      </w:pPr>
-      <w:r>
-        <w:rPr>
-          <w:sz w:val="28"/>
-          <w:szCs w:val="28"/>
-        </w:rPr>
-        <w:t>6. Видалив невдалий файл і завантажив правильний, зберігаючи локально вже з розширенням .exe, щоб Windows його розпізнавала як виконуваний:</w:t>
-      </w:r>
-    </w:p>
-    <w:p>
-      <w:pPr>
-        <w:spacing w:line="360" w:lineRule="auto"/>
-        <w:ind w:leftChars="0" w:firstLineChars="251" w:firstLine="703"/>
-        <w:contextualSpacing/>
-        <w:jc w:val="both"/>
-        <w:outlineLvl w:val="9"/>
-        <w:rPr>
-          <w:sz w:val="28"/>
-          <w:szCs w:val="28"/>
-        </w:rPr>
-      </w:pPr>
-      <w:r>
-        <w:rPr>
-          <w:sz w:val="28"/>
-          <w:szCs w:val="28"/>
-        </w:rPr>
-        <w:t>rm -f ctop.exe</w:t>
-      </w:r>
-    </w:p>
-    <w:p>
-      <w:pPr>
-        <w:spacing w:line="360" w:lineRule="auto"/>
-        <w:ind w:leftChars="0" w:firstLineChars="251" w:firstLine="703"/>
-        <w:contextualSpacing/>
-        <w:jc w:val="both"/>
-        <w:outlineLvl w:val="9"/>
-        <w:rPr>
-          <w:sz w:val="28"/>
-          <w:szCs w:val="28"/>
-        </w:rPr>
-      </w:pPr>
-      <w:r>
-        <w:rPr>
-          <w:sz w:val="28"/>
-          <w:szCs w:val="28"/>
-        </w:rPr>
-        <w:t>curl -L -o ctop.exe "https://github.com/bcicen/ctop/releases/download/v0.7.7/ctop-0.7.7-windows-amd64"</w:t>
-      </w:r>
-    </w:p>
-    <w:p>
-      <w:pPr>
-        <w:spacing w:line="360" w:lineRule="auto"/>
-        <w:ind w:leftChars="0" w:firstLineChars="251" w:firstLine="703"/>
-        <w:contextualSpacing/>
-        <w:jc w:val="both"/>
-        <w:outlineLvl w:val="9"/>
-        <w:rPr>
-          <w:sz w:val="28"/>
-          <w:szCs w:val="28"/>
-        </w:rPr>
-      </w:pPr>
-      <w:r>
-        <w:rPr>
-          <w:sz w:val="28"/>
-          <w:szCs w:val="28"/>
-        </w:rPr>
-        <w:t>Цього разу файл важив ~8.79 МБ — це вже схоже на справжній бінарник.</w:t>
-      </w:r>
-    </w:p>
-    <w:p>
-      <w:pPr>
-        <w:spacing w:line="360" w:lineRule="auto"/>
-        <w:ind w:leftChars="0" w:firstLineChars="251" w:firstLine="703"/>
-        <w:contextualSpacing/>
-        <w:jc w:val="both"/>
-        <w:outlineLvl w:val="9"/>
-        <w:rPr>
-          <w:sz w:val="28"/>
-          <w:szCs w:val="28"/>
-        </w:rPr>
-      </w:pPr>
-    </w:p>
-    <w:p>
-      <w:pPr>
-        <w:spacing w:line="360" w:lineRule="auto"/>
-        <w:ind w:leftChars="0" w:firstLineChars="251" w:firstLine="703"/>
-        <w:contextualSpacing/>
-        <w:jc w:val="both"/>
-        <w:outlineLvl w:val="9"/>
-        <w:rPr>
-          <w:sz w:val="28"/>
-          <w:szCs w:val="28"/>
-        </w:rPr>
-      </w:pPr>
-      <w:r>
-        <w:rPr>
-          <w:sz w:val="28"/>
-          <w:szCs w:val="28"/>
-        </w:rPr>
-        <w:t>7. Перевірив працездатність, не запускаючи повний інтерактивний TUI (бо в моєму терміналі немає екрана для нього), а лише прапорцем версії:</w:t>
-      </w:r>
-    </w:p>
-    <w:p>
-      <w:pPr>
-        <w:spacing w:line="360" w:lineRule="auto"/>
-        <w:ind w:leftChars="0" w:firstLineChars="251" w:firstLine="703"/>
-        <w:contextualSpacing/>
-        <w:jc w:val="both"/>
-        <w:outlineLvl w:val="9"/>
-        <w:rPr>
-          <w:sz w:val="28"/>
-          <w:szCs w:val="28"/>
-        </w:rPr>
-      </w:pPr>
-      <w:r>
-        <w:rPr>
-          <w:sz w:val="28"/>
-          <w:szCs w:val="28"/>
-        </w:rPr>
-        <w:t>./ctop.exe -v</w:t>
-      </w:r>
-    </w:p>
-    <w:p>
-      <w:pPr>
-        <w:spacing w:line="360" w:lineRule="auto"/>
-        <w:ind w:leftChars="0" w:firstLineChars="251" w:firstLine="703"/>
-        <w:contextualSpacing/>
-        <w:jc w:val="both"/>
-        <w:outlineLvl w:val="9"/>
-        <w:rPr>
-          <w:sz w:val="28"/>
-          <w:szCs w:val="28"/>
-        </w:rPr>
-      </w:pPr>
-      <w:r>
-        <w:rPr>
-          <w:sz w:val="28"/>
-          <w:szCs w:val="28"/>
-        </w:rPr>
-        <w:t># ctop version 0.7.7, build 11a1cb1 go1.18</w:t>
-      </w:r>
-    </w:p>
-    <w:p>
-      <w:pPr>
-        <w:spacing w:line="360" w:lineRule="auto"/>
-        <w:ind w:leftChars="0" w:firstLineChars="251" w:firstLine="703"/>
-        <w:contextualSpacing/>
-        <w:jc w:val="both"/>
-        <w:outlineLvl w:val="9"/>
-        <w:rPr>
+      <w:r>
+        <w:rPr>
+          <w:noProof/>
           <w:sz w:val="28"/>
           <w:szCs w:val="28"/>
           <w:lang w:val="ru-RU"/>
         </w:rPr>
-      </w:pPr>
-      <w:r>
-        <w:rPr>
-          <w:sz w:val="28"/>
-          <w:szCs w:val="28"/>
-        </w:rPr>
-        <w:t>Це підтверд</w:t>
-      </w:r>
-    </w:p>
-    <w:p>
-      <w:pPr>
-        <w:spacing w:line="360" w:lineRule="auto"/>
-        <w:ind w:leftChars="0" w:firstLineChars="251" w:firstLine="703"/>
-        <w:contextualSpacing/>
-        <w:jc w:val="both"/>
-        <w:outlineLvl w:val="9"/>
-        <w:rPr>
-          <w:sz w:val="28"/>
-          <w:szCs w:val="28"/>
-        </w:rPr>
-      </w:pPr>
-      <w:r>
-        <w:rPr>
-          <w:sz w:val="28"/>
-          <w:szCs w:val="28"/>
-        </w:rPr>
-        <w:t>Команди, які я виконував</w:t>
-      </w:r>
-    </w:p>
-    <w:p>
-      <w:pPr>
-        <w:spacing w:line="360" w:lineRule="auto"/>
-        <w:ind w:leftChars="0" w:firstLineChars="251" w:firstLine="703"/>
-        <w:contextualSpacing/>
-        <w:jc w:val="both"/>
-        <w:outlineLvl w:val="9"/>
-        <w:rPr>
-          <w:sz w:val="28"/>
-          <w:szCs w:val="28"/>
-        </w:rPr>
-      </w:pPr>
-    </w:p>
-    <w:p>
-      <w:pPr>
-        <w:spacing w:line="360" w:lineRule="auto"/>
-        <w:ind w:leftChars="0" w:firstLineChars="251" w:firstLine="703"/>
-        <w:contextualSpacing/>
-        <w:jc w:val="both"/>
-        <w:outlineLvl w:val="9"/>
-        <w:rPr>
-          <w:sz w:val="28"/>
-          <w:szCs w:val="28"/>
-        </w:rPr>
-      </w:pPr>
-      <w:r>
-        <w:rPr>
-          <w:sz w:val="28"/>
-          <w:szCs w:val="28"/>
-        </w:rPr>
-        <w:t>docker --version</w:t>
-      </w:r>
-    </w:p>
-    <w:p>
-      <w:pPr>
-        <w:spacing w:line="360" w:lineRule="auto"/>
-        <w:ind w:leftChars="0" w:firstLineChars="251" w:firstLine="703"/>
-        <w:contextualSpacing/>
-        <w:jc w:val="both"/>
-        <w:outlineLvl w:val="9"/>
-        <w:rPr>
-          <w:sz w:val="28"/>
-          <w:szCs w:val="28"/>
-        </w:rPr>
-      </w:pPr>
-      <w:r>
-        <w:rPr>
-          <w:sz w:val="28"/>
-          <w:szCs w:val="28"/>
-        </w:rPr>
-        <w:t>docker compose version</w:t>
-      </w:r>
-    </w:p>
-    <w:p>
-      <w:pPr>
-        <w:spacing w:line="360" w:lineRule="auto"/>
-        <w:ind w:leftChars="0" w:firstLineChars="251" w:firstLine="703"/>
-        <w:contextualSpacing/>
-        <w:jc w:val="both"/>
-        <w:outlineLvl w:val="9"/>
-        <w:rPr>
-          <w:sz w:val="28"/>
-          <w:szCs w:val="28"/>
-        </w:rPr>
-      </w:pPr>
-      <w:r>
-        <w:rPr>
-          <w:sz w:val="28"/>
-          <w:szCs w:val="28"/>
-        </w:rPr>
-        <w:t>docker info --format '{{.OperatingSystem}}'</w:t>
-      </w:r>
-    </w:p>
-    <w:p>
-      <w:pPr>
-        <w:spacing w:line="360" w:lineRule="auto"/>
-        <w:ind w:leftChars="0" w:firstLineChars="251" w:firstLine="703"/>
-        <w:contextualSpacing/>
-        <w:jc w:val="both"/>
-        <w:outlineLvl w:val="9"/>
-        <w:rPr>
-          <w:sz w:val="28"/>
-          <w:szCs w:val="28"/>
-        </w:rPr>
-      </w:pPr>
-    </w:p>
-    <w:p>
-      <w:pPr>
-        <w:spacing w:line="360" w:lineRule="auto"/>
-        <w:ind w:leftChars="0" w:firstLineChars="251" w:firstLine="703"/>
-        <w:contextualSpacing/>
-        <w:jc w:val="both"/>
-        <w:outlineLvl w:val="9"/>
-        <w:rPr>
-          <w:sz w:val="28"/>
-          <w:szCs w:val="28"/>
-        </w:rPr>
-      </w:pPr>
-      <w:r>
-        <w:rPr>
-          <w:sz w:val="28"/>
-          <w:szCs w:val="28"/>
-        </w:rPr>
-        <w:t>cd "C:\Users\Nasya\Desktop\lr13ao"</w:t>
-      </w:r>
-    </w:p>
-    <w:p>
-      <w:pPr>
-        <w:spacing w:line="360" w:lineRule="auto"/>
-        <w:ind w:leftChars="0" w:firstLineChars="251" w:firstLine="703"/>
-        <w:contextualSpacing/>
-        <w:jc w:val="both"/>
-        <w:outlineLvl w:val="9"/>
-        <w:rPr>
-          <w:sz w:val="28"/>
-          <w:szCs w:val="28"/>
-        </w:rPr>
-      </w:pPr>
-      <w:r>
-        <w:rPr>
-          <w:sz w:val="28"/>
-          <w:szCs w:val="28"/>
-        </w:rPr>
-        <w:t>docker compose up -d --build      # впало через конфлікт імен — контейнери вже були запущені</w:t>
-      </w:r>
-    </w:p>
-    <w:p>
-      <w:pPr>
-        <w:spacing w:line="360" w:lineRule="auto"/>
-        <w:ind w:leftChars="0" w:firstLineChars="251" w:firstLine="703"/>
-        <w:contextualSpacing/>
-        <w:jc w:val="both"/>
-        <w:outlineLvl w:val="9"/>
-        <w:rPr>
-          <w:sz w:val="28"/>
-          <w:szCs w:val="28"/>
-        </w:rPr>
-      </w:pPr>
-    </w:p>
-    <w:p>
-      <w:pPr>
-        <w:spacing w:line="360" w:lineRule="auto"/>
-        <w:ind w:leftChars="0" w:firstLineChars="251" w:firstLine="703"/>
-        <w:contextualSpacing/>
-        <w:jc w:val="both"/>
-        <w:outlineLvl w:val="9"/>
-        <w:rPr>
-          <w:sz w:val="28"/>
-          <w:szCs w:val="28"/>
-        </w:rPr>
-      </w:pPr>
-      <w:r>
-        <w:rPr>
-          <w:sz w:val="28"/>
-          <w:szCs w:val="28"/>
-        </w:rPr>
-        <w:t>docker ps -a</w:t>
-      </w:r>
-    </w:p>
-    <w:p>
-      <w:pPr>
-        <w:spacing w:line="360" w:lineRule="auto"/>
-        <w:ind w:leftChars="0" w:firstLineChars="251" w:firstLine="703"/>
-        <w:contextualSpacing/>
-        <w:jc w:val="both"/>
-        <w:outlineLvl w:val="9"/>
-        <w:rPr>
-          <w:sz w:val="28"/>
-          <w:szCs w:val="28"/>
-        </w:rPr>
-      </w:pPr>
-      <w:r>
-        <w:rPr>
-          <w:sz w:val="28"/>
-          <w:szCs w:val="28"/>
-        </w:rPr>
-        <w:t>docker ps --filter "name=db_lr_admin" --filter "name=lr_6_proj"</w:t>
-      </w:r>
-    </w:p>
-    <w:p>
-      <w:pPr>
-        <w:spacing w:line="360" w:lineRule="auto"/>
-        <w:ind w:leftChars="0" w:firstLineChars="251" w:firstLine="703"/>
-        <w:contextualSpacing/>
-        <w:jc w:val="both"/>
-        <w:outlineLvl w:val="9"/>
-        <w:rPr>
-          <w:sz w:val="28"/>
-          <w:szCs w:val="28"/>
-        </w:rPr>
-      </w:pPr>
-    </w:p>
-    <w:p>
-      <w:pPr>
-        <w:spacing w:line="360" w:lineRule="auto"/>
-        <w:ind w:leftChars="0" w:firstLineChars="251" w:firstLine="703"/>
-        <w:contextualSpacing/>
-        <w:jc w:val="both"/>
-        <w:outlineLvl w:val="9"/>
-        <w:rPr>
-          <w:sz w:val="28"/>
-          <w:szCs w:val="28"/>
-        </w:rPr>
-      </w:pPr>
-      <w:r>
-        <w:rPr>
-          <w:sz w:val="28"/>
-          <w:szCs w:val="28"/>
-        </w:rPr>
-        <w:t>mkdir tools</w:t>
-      </w:r>
-    </w:p>
-    <w:p>
-      <w:pPr>
-        <w:spacing w:line="360" w:lineRule="auto"/>
-        <w:ind w:leftChars="0" w:firstLineChars="251" w:firstLine="703"/>
-        <w:contextualSpacing/>
-        <w:jc w:val="both"/>
-        <w:outlineLvl w:val="9"/>
-        <w:rPr>
-          <w:sz w:val="28"/>
-          <w:szCs w:val="28"/>
-        </w:rPr>
-      </w:pPr>
-      <w:r>
-        <w:rPr>
-          <w:sz w:val="28"/>
-          <w:szCs w:val="28"/>
-        </w:rPr>
-        <w:t>cd tools</w:t>
-      </w:r>
-    </w:p>
-    <w:p>
-      <w:pPr>
-        <w:spacing w:line="360" w:lineRule="auto"/>
-        <w:ind w:leftChars="0" w:firstLineChars="251" w:firstLine="703"/>
-        <w:contextualSpacing/>
-        <w:jc w:val="both"/>
-        <w:outlineLvl w:val="9"/>
-        <w:rPr>
-          <w:sz w:val="28"/>
-          <w:szCs w:val="28"/>
-        </w:rPr>
-      </w:pPr>
-      <w:r>
-        <w:rPr>
-          <w:sz w:val="28"/>
-          <w:szCs w:val="28"/>
-        </w:rPr>
-        <w:t>curl -L -o ctop.exe "https://github.com/bcicen/ctop/releases/download/v0.7.7/ctop-0.7.7-windows-amd64"</w:t>
-      </w:r>
-    </w:p>
-    <w:p>
-      <w:pPr>
-        <w:spacing w:line="360" w:lineRule="auto"/>
-        <w:ind w:leftChars="0" w:firstLineChars="251" w:firstLine="703"/>
-        <w:contextualSpacing/>
-        <w:jc w:val="both"/>
-        <w:outlineLvl w:val="9"/>
-        <w:rPr>
-          <w:sz w:val="28"/>
-          <w:szCs w:val="28"/>
-        </w:rPr>
-      </w:pPr>
-      <w:r>
-        <w:rPr>
-          <w:sz w:val="28"/>
-          <w:szCs w:val="28"/>
-        </w:rPr>
-        <w:t>./ctop.exe -v</w:t>
-      </w:r>
-    </w:p>
-    <w:p>
-      <w:pPr>
-        <w:spacing w:line="360" w:lineRule="auto"/>
-        <w:ind w:leftChars="0" w:firstLineChars="251" w:firstLine="703"/>
-        <w:contextualSpacing/>
-        <w:jc w:val="both"/>
-        <w:outlineLvl w:val="9"/>
-        <w:rPr>
-          <w:sz w:val="28"/>
-          <w:szCs w:val="28"/>
-        </w:rPr>
-      </w:pPr>
-    </w:p>
-    <w:p>
-      <w:pPr>
-        <w:spacing w:line="360" w:lineRule="auto"/>
-        <w:ind w:leftChars="0" w:firstLineChars="251" w:firstLine="703"/>
-        <w:contextualSpacing/>
-        <w:jc w:val="both"/>
-        <w:outlineLvl w:val="9"/>
-        <w:rPr>
-          <w:sz w:val="28"/>
-          <w:szCs w:val="28"/>
-        </w:rPr>
-      </w:pPr>
-      <w:r>
-        <w:rPr>
-          <w:sz w:val="28"/>
-          <w:szCs w:val="28"/>
-        </w:rPr>
-        <w:t>docker stats --no-stream</w:t>
-      </w:r>
-    </w:p>
-    <w:p>
-      <w:pPr>
-        <w:spacing w:line="360" w:lineRule="auto"/>
-        <w:ind w:leftChars="0" w:firstLineChars="251" w:firstLine="703"/>
-        <w:contextualSpacing/>
-        <w:jc w:val="both"/>
-        <w:outlineLvl w:val="9"/>
-        <w:rPr>
-          <w:sz w:val="28"/>
-          <w:szCs w:val="28"/>
-        </w:rPr>
-      </w:pPr>
-      <w:r>
-        <w:rPr>
-          <w:sz w:val="28"/>
-          <w:szCs w:val="28"/>
-        </w:rPr>
-        <w:t>docker ps --format "table {{.Names}}\t{{.Status}}\t{{.Ports}}"</w:t>
-      </w:r>
-    </w:p>
-    <w:p>
-      <w:pPr>
-        <w:spacing w:line="360" w:lineRule="auto"/>
-        <w:ind w:leftChars="0" w:firstLineChars="251" w:firstLine="703"/>
-        <w:contextualSpacing/>
-        <w:jc w:val="both"/>
-        <w:outlineLvl w:val="9"/>
-        <w:rPr>
-          <w:sz w:val="28"/>
-          <w:szCs w:val="28"/>
-        </w:rPr>
-      </w:pPr>
-    </w:p>
-    <w:p>
-      <w:pPr>
-        <w:spacing w:line="360" w:lineRule="auto"/>
-        <w:ind w:leftChars="0" w:firstLineChars="251" w:firstLine="703"/>
-        <w:contextualSpacing/>
-        <w:jc w:val="both"/>
-        <w:outlineLvl w:val="9"/>
-        <w:rPr>
-          <w:sz w:val="28"/>
-          <w:szCs w:val="28"/>
-        </w:rPr>
-      </w:pPr>
-      <w:r>
-        <w:rPr>
-          <w:sz w:val="28"/>
-          <w:szCs w:val="28"/>
-        </w:rPr>
-        <w:t>Що виконати вам (для звіту)</w:t>
-      </w:r>
-    </w:p>
-    <w:p>
-      <w:pPr>
-        <w:spacing w:line="360" w:lineRule="auto"/>
-        <w:ind w:leftChars="0" w:firstLineChars="251" w:firstLine="703"/>
-        <w:contextualSpacing/>
-        <w:jc w:val="both"/>
-        <w:outlineLvl w:val="9"/>
-        <w:rPr>
-          <w:sz w:val="28"/>
-          <w:szCs w:val="28"/>
-        </w:rPr>
-      </w:pPr>
-    </w:p>
-    <w:p>
-      <w:pPr>
-        <w:spacing w:line="360" w:lineRule="auto"/>
-        <w:ind w:leftChars="0" w:firstLineChars="251" w:firstLine="703"/>
-        <w:contextualSpacing/>
-        <w:jc w:val="both"/>
-        <w:outlineLvl w:val="9"/>
-        <w:rPr>
-          <w:sz w:val="28"/>
-          <w:szCs w:val="28"/>
-        </w:rPr>
-      </w:pPr>
-      <w:r>
-        <w:rPr>
-          <w:sz w:val="28"/>
-          <w:szCs w:val="28"/>
-        </w:rPr>
-        <w:t>Мій термінал не має екрана, тому інтерактивний TUI-скріншот ctop мушу зробити ви самі:</w:t>
-      </w:r>
-    </w:p>
-    <w:p>
-      <w:pPr>
-        <w:spacing w:line="360" w:lineRule="auto"/>
-        <w:ind w:leftChars="0" w:firstLineChars="251" w:firstLine="703"/>
-        <w:contextualSpacing/>
-        <w:jc w:val="both"/>
-        <w:outlineLvl w:val="9"/>
-        <w:rPr>
-          <w:sz w:val="28"/>
-          <w:szCs w:val="28"/>
-        </w:rPr>
-      </w:pPr>
-    </w:p>
-    <w:p>
-      <w:pPr>
-        <w:spacing w:line="360" w:lineRule="auto"/>
-        <w:ind w:leftChars="0" w:firstLineChars="251" w:firstLine="703"/>
-        <w:contextualSpacing/>
-        <w:jc w:val="both"/>
-        <w:outlineLvl w:val="9"/>
-        <w:rPr>
-          <w:sz w:val="28"/>
-          <w:szCs w:val="28"/>
-        </w:rPr>
-      </w:pPr>
-      <w:r>
-        <w:rPr>
-          <w:sz w:val="28"/>
-          <w:szCs w:val="28"/>
-        </w:rPr>
-        <w:t>1. Відкрийте PowerShell/термінал у C:\Users\Nasya\Desktop\lr13ao\tools.</w:t>
-      </w:r>
-    </w:p>
-    <w:p>
-      <w:pPr>
-        <w:spacing w:line="360" w:lineRule="auto"/>
-        <w:ind w:leftChars="0" w:firstLineChars="251" w:firstLine="703"/>
-        <w:contextualSpacing/>
-        <w:jc w:val="both"/>
-        <w:outlineLvl w:val="9"/>
-        <w:rPr>
-          <w:sz w:val="28"/>
-          <w:szCs w:val="28"/>
-        </w:rPr>
-      </w:pPr>
-      <w:r>
-        <w:rPr>
-          <w:sz w:val="28"/>
-          <w:szCs w:val="28"/>
-        </w:rPr>
-        <w:t>2. Запустіть:</w:t>
-      </w:r>
-    </w:p>
-    <w:p>
-      <w:pPr>
-        <w:spacing w:line="360" w:lineRule="auto"/>
-        <w:ind w:leftChars="0" w:firstLineChars="251" w:firstLine="703"/>
-        <w:contextualSpacing/>
-        <w:jc w:val="both"/>
-        <w:outlineLvl w:val="9"/>
-        <w:rPr>
-          <w:sz w:val="28"/>
-          <w:szCs w:val="28"/>
-        </w:rPr>
-      </w:pPr>
-      <w:r>
-        <w:rPr>
-          <w:sz w:val="28"/>
-          <w:szCs w:val="28"/>
-        </w:rPr>
-        <w:t>.\ctop.exe</w:t>
-      </w:r>
-    </w:p>
-    <w:p>
-      <w:pPr>
-        <w:spacing w:line="360" w:lineRule="auto"/>
-        <w:ind w:leftChars="0" w:firstLineChars="251" w:firstLine="703"/>
-        <w:contextualSpacing/>
-        <w:jc w:val="both"/>
-        <w:outlineLvl w:val="9"/>
-        <w:rPr>
-          <w:sz w:val="28"/>
-          <w:szCs w:val="28"/>
-        </w:rPr>
-      </w:pPr>
-      <w:r>
-        <w:rPr>
-          <w:sz w:val="28"/>
-          <w:szCs w:val="28"/>
-        </w:rPr>
-        <w:t>3. Побачите живий список контейнерів (db_lr_er тощо) з CPU%, MEM%, NET I/O, оновлюваний в реальному часі.</w:t>
-      </w:r>
-    </w:p>
-    <w:p>
-      <w:pPr>
-        <w:spacing w:line="360" w:lineRule="auto"/>
-        <w:ind w:leftChars="0" w:firstLineChars="251" w:firstLine="703"/>
-        <w:contextualSpacing/>
-        <w:jc w:val="both"/>
-        <w:outlineLvl w:val="9"/>
-        <w:rPr>
-          <w:sz w:val="28"/>
-          <w:szCs w:val="28"/>
-        </w:rPr>
-      </w:pPr>
-      <w:r>
-        <w:rPr>
-          <w:noProof/>
-          <w:sz w:val="28"/>
-          <w:szCs w:val="28"/>
-          <w:lang w:val="ru-RU"/>
-        </w:rPr>
         <w:drawing>
-          <wp:inline distT="0" distB="0" distL="0" distR="0" wp14:anchorId="41C08341" wp14:editId="6B9C7552">
+          <wp:inline distT="0" distB="0" distL="0" distR="0" wp14:anchorId="7D902003" wp14:editId="24CFADEA">
             <wp:extent cx="6299835" cy="2560955"/>
             <wp:effectExtent l="0" t="0" r="5715" b="0"/>
             <wp:docPr id="1" name="Рисунок 1"/>
@@ -2959,6 +2184,42 @@
     </w:p>
     <w:p>
       <w:pPr>
+        <w:suppressAutoHyphens w:val="0"/>
+        <w:spacing w:line="360" w:lineRule="auto"/>
+        <w:ind w:leftChars="0" w:left="0" w:firstLineChars="0" w:firstLine="0"/>
+        <w:jc w:val="center"/>
+        <w:textDirection w:val="lrTb"/>
+        <w:textAlignment w:val="auto"/>
+        <w:outlineLvl w:val="9"/>
+        <w:rPr>
+          <w:sz w:val="28"/>
+          <w:szCs w:val="28"/>
+        </w:rPr>
+      </w:pPr>
+      <w:r>
+        <w:rPr>
+          <w:sz w:val="28"/>
+          <w:szCs w:val="28"/>
+        </w:rPr>
+        <w:t>Рисунок 1 –</w:t>
+      </w:r>
+      <w:r>
+        <w:rPr>
+          <w:sz w:val="28"/>
+          <w:szCs w:val="28"/>
+        </w:rPr>
+        <w:t xml:space="preserve"> </w:t>
+      </w:r>
+      <w:r>
+        <w:rPr>
+          <w:sz w:val="28"/>
+          <w:szCs w:val="28"/>
+        </w:rPr>
+        <w:t>Моніторинг контейнерів за допомогою ctop</w:t>
+      </w:r>
+    </w:p>
+    <w:p>
+      <w:pPr>
         <w:spacing w:line="360" w:lineRule="auto"/>
         <w:ind w:leftChars="0" w:firstLineChars="251" w:firstLine="703"/>
         <w:contextualSpacing/>
@@ -2974,102 +2235,29 @@
           <w:sz w:val="28"/>
           <w:szCs w:val="28"/>
         </w:rPr>
-        <w:t>4. Зробіть скріншот вікна (Win+Shift+S).</w:t>
+        <w:t>Як додатковий засіб моніторингу використано вбудовану команду docker stats. Вона показує в реальному часі використання CPU, пам'яті, мережевого та дискового введення-виведення запущеними контейнерами. Разовий знімок навантаження отримано командою docker stats --no-stream, а стислий перелік контейнерів зі статусом і портами — командою docker ps --format "table {{.Names}}\t{{.Status}}\t{{.Ports}}".</w:t>
       </w:r>
     </w:p>
     <w:p>
       <w:pPr>
         <w:spacing w:line="360" w:lineRule="auto"/>
-        <w:ind w:leftChars="0" w:firstLineChars="251" w:firstLine="703"/>
+        <w:ind w:leftChars="0" w:firstLineChars="0" w:firstLine="1"/>
         <w:contextualSpacing/>
-        <w:jc w:val="both"/>
-        <w:outlineLvl w:val="9"/>
-        <w:rPr>
-          <w:sz w:val="28"/>
-          <w:szCs w:val="28"/>
-        </w:rPr>
-      </w:pPr>
-      <w:r>
-        <w:rPr>
-          <w:sz w:val="28"/>
-          <w:szCs w:val="28"/>
+        <w:jc w:val="center"/>
+        <w:outlineLvl w:val="9"/>
+        <w:rPr>
+          <w:sz w:val="28"/>
+          <w:szCs w:val="28"/>
+        </w:rPr>
+      </w:pPr>
+      <w:r>
+        <w:rPr>
+          <w:noProof/>
+          <w:sz w:val="28"/>
+          <w:szCs w:val="28"/>
+          <w:lang w:val="ru-RU"/>
         </w:rPr>
         <w:lastRenderedPageBreak/>
-        <w:t>5. Натисніть q, щоб вийти.</w:t>
-      </w:r>
-    </w:p>
-    <w:p>
-      <w:pPr>
-        <w:spacing w:line="360" w:lineRule="auto"/>
-        <w:ind w:leftChars="0" w:firstLineChars="251" w:firstLine="703"/>
-        <w:contextualSpacing/>
-        <w:jc w:val="both"/>
-        <w:outlineLvl w:val="9"/>
-        <w:rPr>
-          <w:sz w:val="28"/>
-          <w:szCs w:val="28"/>
-        </w:rPr>
-      </w:pPr>
-      <w:r>
-        <w:rPr>
-          <w:sz w:val="28"/>
-          <w:szCs w:val="28"/>
-        </w:rPr>
-        <w:t>6. (Опційно) додатковий доказ — виконайте doі теж скріншотніть live-таблицю.</w:t>
-      </w:r>
-    </w:p>
-    <w:p>
-      <w:pPr>
-        <w:spacing w:line="360" w:lineRule="auto"/>
-        <w:ind w:leftChars="0" w:firstLineChars="251" w:firstLine="703"/>
-        <w:contextualSpacing/>
-        <w:jc w:val="both"/>
-        <w:outlineLvl w:val="9"/>
-        <w:rPr>
-          <w:sz w:val="28"/>
-          <w:szCs w:val="28"/>
-        </w:rPr>
-      </w:pPr>
-    </w:p>
-    <w:p>
-      <w:pPr>
-        <w:spacing w:line="360" w:lineRule="auto"/>
-        <w:ind w:leftChars="0" w:firstLineChars="251" w:firstLine="703"/>
-        <w:contextualSpacing/>
-        <w:jc w:val="both"/>
-        <w:outlineLvl w:val="9"/>
-        <w:rPr>
-          <w:sz w:val="28"/>
-          <w:szCs w:val="28"/>
-        </w:rPr>
-      </w:pPr>
-      <w:r>
-        <w:rPr>
-          <w:sz w:val="28"/>
-          <w:szCs w:val="28"/>
-        </w:rPr>
-        <w:t>Що вставити у звіт</w:t>
-      </w:r>
-    </w:p>
-    <w:p>
-      <w:pPr>
-        <w:spacing w:line="360" w:lineRule="auto"/>
-        <w:ind w:leftChars="0" w:firstLineChars="251" w:firstLine="703"/>
-        <w:contextualSpacing/>
-        <w:jc w:val="both"/>
-        <w:outlineLvl w:val="9"/>
-        <w:rPr>
-          <w:sz w:val="28"/>
-          <w:szCs w:val="28"/>
-        </w:rPr>
-      </w:pPr>
-      <w:r>
-        <w:rPr>
-          <w:noProof/>
-          <w:sz w:val="28"/>
-          <w:szCs w:val="28"/>
-          <w:lang w:val="ru-RU"/>
-        </w:rPr>
         <w:drawing>
           <wp:inline distT="0" distB="0" distL="0" distR="0" wp14:anchorId="59AA84FC" wp14:editId="25FCFACB">
             <wp:extent cx="6299835" cy="1743075"/>
@@ -3109,6 +2297,56 @@
     </w:p>
     <w:p>
       <w:pPr>
+        <w:suppressAutoHyphens w:val="0"/>
+        <w:spacing w:line="360" w:lineRule="auto"/>
+        <w:ind w:leftChars="0" w:left="0" w:firstLineChars="0" w:firstLine="0"/>
+        <w:jc w:val="center"/>
+        <w:textDirection w:val="lrTb"/>
+        <w:textAlignment w:val="auto"/>
+        <w:outlineLvl w:val="9"/>
+        <w:rPr>
+          <w:sz w:val="28"/>
+          <w:szCs w:val="28"/>
+        </w:rPr>
+      </w:pPr>
+      <w:r>
+        <w:rPr>
+          <w:sz w:val="28"/>
+          <w:szCs w:val="28"/>
+        </w:rPr>
+        <w:t xml:space="preserve">Рисунок </w:t>
+      </w:r>
+      <w:r>
+        <w:rPr>
+          <w:sz w:val="28"/>
+          <w:szCs w:val="28"/>
+        </w:rPr>
+        <w:t>2</w:t>
+      </w:r>
+      <w:r>
+        <w:rPr>
+          <w:sz w:val="28"/>
+          <w:szCs w:val="28"/>
+        </w:rPr>
+        <w:t xml:space="preserve"> –</w:t>
+      </w:r>
+      <w:r>
+        <w:rPr>
+          <w:sz w:val="28"/>
+          <w:szCs w:val="28"/>
+        </w:rPr>
+        <w:t xml:space="preserve"> </w:t>
+      </w:r>
+      <w:r>
+        <w:rPr>
+          <w:sz w:val="28"/>
+          <w:szCs w:val="28"/>
+        </w:rPr>
+        <w:t>Моніторинг контейнерів командою docker stats</w:t>
+      </w:r>
+    </w:p>
+    <w:p>
+      <w:pPr>
         <w:spacing w:line="360" w:lineRule="auto"/>
         <w:ind w:leftChars="0" w:firstLineChars="251" w:firstLine="703"/>
         <w:contextualSpacing/>
@@ -3117,14 +2355,16 @@
         <w:rPr>
           <w:sz w:val="28"/>
           <w:szCs w:val="28"/>
-        </w:rPr>
-      </w:pPr>
-      <w:r>
-        <w:rPr>
-          <w:sz w:val="28"/>
-          <w:szCs w:val="28"/>
-        </w:rPr>
-        <w:t>Файли/скріншоти:</w:t>
+          <w:lang w:val="ru-RU"/>
+        </w:rPr>
+      </w:pPr>
+      <w:r>
+        <w:rPr>
+          <w:sz w:val="28"/>
+          <w:szCs w:val="28"/>
+          <w:lang w:val="ru-RU"/>
+        </w:rPr>
+        <w:t>Алалалала</w:t>
       </w:r>
     </w:p>
     <w:p>
@@ -3137,14 +2377,16 @@
         <w:rPr>
           <w:sz w:val="28"/>
           <w:szCs w:val="28"/>
-        </w:rPr>
-      </w:pPr>
-      <w:r>
-        <w:rPr>
-          <w:sz w:val="28"/>
-          <w:szCs w:val="28"/>
-        </w:rPr>
-        <w:t>- Скріншот терміналу з виводом docker ps (я вже отримав його вище — можна взяти текстом або перезняти самостійно).</w:t>
+          <w:lang w:val="ru-RU"/>
+        </w:rPr>
+      </w:pPr>
+      <w:r>
+        <w:rPr>
+          <w:sz w:val="28"/>
+          <w:szCs w:val="28"/>
+          <w:lang w:val="ru-RU"/>
+        </w:rPr>
+        <w:t>Ааа</w:t>
       </w:r>
     </w:p>
     <w:p>
@@ -3157,14 +2399,16 @@
         <w:rPr>
           <w:sz w:val="28"/>
           <w:szCs w:val="28"/>
-        </w:rPr>
-      </w:pPr>
-      <w:r>
-        <w:rPr>
-          <w:sz w:val="28"/>
-          <w:szCs w:val="28"/>
-        </w:rPr>
-        <w:t>- Скріншот вікна ctop з живим моніторингом кголовний доказ виконання завдання.</w:t>
+          <w:lang w:val="ru-RU"/>
+        </w:rPr>
+      </w:pPr>
+      <w:r>
+        <w:rPr>
+          <w:sz w:val="28"/>
+          <w:szCs w:val="28"/>
+          <w:lang w:val="ru-RU"/>
+        </w:rPr>
+        <w:t>А</w:t>
       </w:r>
     </w:p>
     <w:p>
@@ -3177,14 +2421,44 @@
         <w:rPr>
           <w:sz w:val="28"/>
           <w:szCs w:val="28"/>
-        </w:rPr>
-      </w:pPr>
-      <w:r>
-        <w:rPr>
-          <w:sz w:val="28"/>
-          <w:szCs w:val="28"/>
-        </w:rPr>
-        <w:t>- (Опційно) скріншот docker stats.</w:t>
+          <w:lang w:val="ru-RU"/>
+        </w:rPr>
+      </w:pPr>
+      <w:r>
+        <w:rPr>
+          <w:sz w:val="28"/>
+          <w:szCs w:val="28"/>
+          <w:lang w:val="ru-RU"/>
+        </w:rPr>
+        <w:t>А</w:t>
+      </w:r>
+    </w:p>
+    <w:p>
+      <w:pPr>
+        <w:spacing w:line="360" w:lineRule="auto"/>
+        <w:ind w:leftChars="0" w:firstLineChars="251" w:firstLine="703"/>
+        <w:contextualSpacing/>
+        <w:jc w:val="both"/>
+        <w:outlineLvl w:val="9"/>
+        <w:rPr>
+          <w:sz w:val="28"/>
+          <w:szCs w:val="28"/>
+        </w:rPr>
+      </w:pPr>
+      <w:r>
+        <w:rPr>
+          <w:sz w:val="28"/>
+          <w:szCs w:val="28"/>
+          <w:lang w:val="ru-RU"/>
+        </w:rPr>
+        <w:t>аа</w:t>
+      </w:r>
+      <w:r>
+        <w:rPr>
+          <w:sz w:val="28"/>
+          <w:szCs w:val="28"/>
+        </w:rPr>
+        <w:t>.</w:t>
       </w:r>
     </w:p>
     <w:p>
@@ -3246,221 +2520,21 @@
     <w:p>
       <w:pPr>
         <w:spacing w:line="360" w:lineRule="auto"/>
-        <w:ind w:leftChars="0" w:firstLineChars="251" w:firstLine="907"/>
+        <w:ind w:leftChars="0" w:left="0" w:firstLineChars="251" w:firstLine="706"/>
         <w:contextualSpacing/>
         <w:jc w:val="both"/>
         <w:outlineLvl w:val="9"/>
         <w:rPr>
           <w:b/>
+          <w:bCs/>
           <w:i/>
-          <w:sz w:val="36"/>
-          <w:szCs w:val="28"/>
-          <w:u w:val="single"/>
-        </w:rPr>
-      </w:pPr>
-      <w:r>
-        <w:rPr>
-          <w:b/>
-          <w:i/>
-          <w:sz w:val="36"/>
-          <w:szCs w:val="28"/>
-          <w:u w:val="single"/>
-        </w:rPr>
-        <w:t>docker stats</w:t>
-      </w:r>
-    </w:p>
-    <w:p>
-      <w:pPr>
-        <w:spacing w:line="360" w:lineRule="auto"/>
-        <w:ind w:leftChars="0" w:firstLineChars="251" w:firstLine="703"/>
-        <w:contextualSpacing/>
-        <w:jc w:val="both"/>
-        <w:outlineLvl w:val="9"/>
-        <w:rPr>
-          <w:sz w:val="28"/>
-          <w:szCs w:val="28"/>
-        </w:rPr>
-      </w:pPr>
-      <w:r>
-        <w:rPr>
-          <w:sz w:val="28"/>
-          <w:szCs w:val="28"/>
-        </w:rPr>
-        <w:t>Команди/код для тексту звіту:</w:t>
-      </w:r>
-    </w:p>
-    <w:p>
-      <w:pPr>
-        <w:spacing w:line="360" w:lineRule="auto"/>
-        <w:ind w:leftChars="0" w:firstLineChars="251" w:firstLine="703"/>
-        <w:contextualSpacing/>
-        <w:jc w:val="both"/>
-        <w:outlineLvl w:val="9"/>
-        <w:rPr>
-          <w:sz w:val="28"/>
-          <w:szCs w:val="28"/>
-        </w:rPr>
-      </w:pPr>
-    </w:p>
-    <w:p>
-      <w:pPr>
-        <w:spacing w:line="360" w:lineRule="auto"/>
-        <w:ind w:leftChars="0" w:firstLineChars="251" w:firstLine="703"/>
-        <w:contextualSpacing/>
-        <w:jc w:val="both"/>
-        <w:outlineLvl w:val="9"/>
-        <w:rPr>
-          <w:sz w:val="28"/>
-          <w:szCs w:val="28"/>
-        </w:rPr>
-      </w:pPr>
-      <w:r>
-        <w:rPr>
-          <w:sz w:val="28"/>
-          <w:szCs w:val="28"/>
-        </w:rPr>
-        <w:t># Перевірка запущеного середовища з попередньої ЛР</w:t>
-      </w:r>
-    </w:p>
-    <w:p>
-      <w:pPr>
-        <w:spacing w:line="360" w:lineRule="auto"/>
-        <w:ind w:leftChars="0" w:firstLineChars="251" w:firstLine="703"/>
-        <w:contextualSpacing/>
-        <w:jc w:val="both"/>
-        <w:outlineLvl w:val="9"/>
-        <w:rPr>
-          <w:sz w:val="28"/>
-          <w:szCs w:val="28"/>
-        </w:rPr>
-      </w:pPr>
-      <w:r>
-        <w:rPr>
-          <w:sz w:val="28"/>
-          <w:szCs w:val="28"/>
-        </w:rPr>
-        <w:t>docker ps</w:t>
-      </w:r>
-    </w:p>
-    <w:p>
-      <w:pPr>
-        <w:spacing w:line="360" w:lineRule="auto"/>
-        <w:ind w:leftChars="0" w:firstLineChars="251" w:firstLine="703"/>
-        <w:contextualSpacing/>
-        <w:jc w:val="both"/>
-        <w:outlineLvl w:val="9"/>
-        <w:rPr>
-          <w:sz w:val="28"/>
-          <w:szCs w:val="28"/>
-        </w:rPr>
-      </w:pPr>
-    </w:p>
-    <w:p>
-      <w:pPr>
-        <w:spacing w:line="360" w:lineRule="auto"/>
-        <w:ind w:leftChars="0" w:firstLineChars="251" w:firstLine="703"/>
-        <w:contextualSpacing/>
-        <w:jc w:val="both"/>
-        <w:outlineLvl w:val="9"/>
-        <w:rPr>
-          <w:sz w:val="28"/>
-          <w:szCs w:val="28"/>
-        </w:rPr>
-      </w:pPr>
-      <w:r>
-        <w:rPr>
-          <w:sz w:val="28"/>
-          <w:szCs w:val="28"/>
-        </w:rPr>
-        <w:t># Встановлення ctop (Windows-білд)</w:t>
-      </w:r>
-    </w:p>
-    <w:p>
-      <w:pPr>
-        <w:spacing w:line="360" w:lineRule="auto"/>
-        <w:ind w:leftChars="0" w:firstLineChars="251" w:firstLine="703"/>
-        <w:contextualSpacing/>
-        <w:jc w:val="both"/>
-        <w:outlineLvl w:val="9"/>
-        <w:rPr>
-          <w:sz w:val="28"/>
-          <w:szCs w:val="28"/>
-        </w:rPr>
-      </w:pPr>
-      <w:r>
-        <w:rPr>
-          <w:sz w:val="28"/>
-          <w:szCs w:val="28"/>
-        </w:rPr>
-        <w:lastRenderedPageBreak/>
-        <w:t>curl -L -o ctop.exe "https://github.com/bcicen/ctop/releases/download/v0.7.7/ctop-0.7.7-windows-amd64"</w:t>
-      </w:r>
-    </w:p>
-    <w:p>
-      <w:pPr>
-        <w:spacing w:line="360" w:lineRule="auto"/>
-        <w:ind w:leftChars="0" w:firstLineChars="251" w:firstLine="703"/>
-        <w:contextualSpacing/>
-        <w:jc w:val="both"/>
-        <w:outlineLvl w:val="9"/>
-        <w:rPr>
-          <w:sz w:val="28"/>
-          <w:szCs w:val="28"/>
-        </w:rPr>
-      </w:pPr>
-    </w:p>
-    <w:p>
-      <w:pPr>
-        <w:spacing w:line="360" w:lineRule="auto"/>
-        <w:ind w:leftChars="0" w:firstLineChars="251" w:firstLine="703"/>
-        <w:contextualSpacing/>
-        <w:jc w:val="both"/>
-        <w:outlineLvl w:val="9"/>
-        <w:rPr>
-          <w:sz w:val="28"/>
-          <w:szCs w:val="28"/>
-        </w:rPr>
-      </w:pPr>
-      <w:r>
-        <w:rPr>
-          <w:sz w:val="28"/>
-          <w:szCs w:val="28"/>
-        </w:rPr>
-        <w:t># Запуск моніторингу</w:t>
-      </w:r>
-    </w:p>
-    <w:p>
-      <w:pPr>
-        <w:spacing w:line="360" w:lineRule="auto"/>
-        <w:ind w:leftChars="0" w:firstLineChars="251" w:firstLine="703"/>
-        <w:contextualSpacing/>
-        <w:jc w:val="both"/>
-        <w:outlineLvl w:val="9"/>
-        <w:rPr>
-          <w:sz w:val="28"/>
-          <w:szCs w:val="28"/>
-        </w:rPr>
-      </w:pPr>
-      <w:r>
-        <w:rPr>
-          <w:sz w:val="28"/>
-          <w:szCs w:val="28"/>
-        </w:rPr>
-        <w:t>.\ctop.exe</w:t>
-      </w:r>
-    </w:p>
-    <w:p>
-      <w:pPr>
-        <w:spacing w:line="360" w:lineRule="auto"/>
-        <w:ind w:leftChars="0" w:left="0" w:firstLineChars="251" w:firstLine="703"/>
-        <w:contextualSpacing/>
-        <w:jc w:val="both"/>
-        <w:outlineLvl w:val="9"/>
-        <w:rPr>
-          <w:sz w:val="28"/>
-          <w:szCs w:val="28"/>
-        </w:rPr>
-      </w:pPr>
+          <w:iCs/>
+          <w:sz w:val="28"/>
+          <w:szCs w:val="28"/>
+        </w:rPr>
+      </w:pPr>
+      <w:bookmarkStart w:id="0" w:name="_GoBack"/>
+      <w:bookmarkEnd w:id="0"/>
     </w:p>
     <w:p>
       <w:pPr>
@@ -3490,64 +2564,7 @@
           <w:sz w:val="28"/>
           <w:szCs w:val="28"/>
         </w:rPr>
-        <w:t>Під час виконання лабораторної роботи №</w:t>
-      </w:r>
-      <w:r>
-        <w:rPr>
-          <w:sz w:val="28"/>
-          <w:szCs w:val="28"/>
-        </w:rPr>
-        <w:t>13</w:t>
-      </w:r>
-      <w:r>
-        <w:rPr>
-          <w:sz w:val="28"/>
-          <w:szCs w:val="28"/>
-        </w:rPr>
-        <w:t xml:space="preserve"> </w:t>
-      </w:r>
-      <w:r>
-        <w:rPr>
-          <w:sz w:val="28"/>
-          <w:szCs w:val="28"/>
-        </w:rPr>
-        <w:t>набуто</w:t>
-      </w:r>
-      <w:r>
-        <w:rPr>
-          <w:sz w:val="28"/>
-          <w:szCs w:val="28"/>
-        </w:rPr>
-        <w:t xml:space="preserve"> навички роботи </w:t>
-      </w:r>
-      <w:r>
-        <w:rPr>
-          <w:color w:val="FF0000"/>
-          <w:sz w:val="28"/>
-          <w:szCs w:val="28"/>
-        </w:rPr>
-        <w:t>з інструментом для тестування Selenium Webdriver API</w:t>
-      </w:r>
-      <w:r>
-        <w:rPr>
-          <w:sz w:val="28"/>
-          <w:szCs w:val="28"/>
-        </w:rPr>
-        <w:t>.</w:t>
-      </w:r>
-      <w:r>
-        <w:rPr>
-          <w:sz w:val="28"/>
-          <w:szCs w:val="28"/>
-        </w:rPr>
-        <w:t xml:space="preserve"> </w:t>
-      </w:r>
-      <w:r>
-        <w:rPr>
-          <w:sz w:val="28"/>
-          <w:szCs w:val="28"/>
-        </w:rPr>
-        <w:t>Завдяки використанню набутих навичок виконано завдання з лабораторної роботи. Звіт оформлено згідно ДСТУ.</w:t>
+        <w:t>Під час виконання лабораторної роботи №13 набуто практичних навичок моніторингу контейнерів Docker. Використано середовище з попередньої лабораторної роботи, описане у файлі docker-compose.yml, з контейнерами db_lr_admin та lr_6_proj, зібраними з двох Dockerfile на базі ubuntu:lunar. Встановлено засіб моніторингу ctop версії 0.7.7 для Windows і продемонстровано його роботу з відображенням стану та використання ресурсів контейнерами в реальному часі. Додатково продемонстровано вбудовані засоби моніторингу docker stats і docker ps. Звіт оформлено згідно з чинними вимогами ДСТУ.</w:t>
       </w:r>
     </w:p>
     <w:sectPr>
@@ -9491,7 +8508,7 @@
 </file>
 
 <file path=customXml/itemProps2.xml><?xml version="1.0" encoding="utf-8"?>
-<ds:datastoreItem xmlns:ds="http://schemas.openxmlformats.org/officeDocument/2006/customXml" ds:itemID="{A01E741F-22FC-4054-940E-77338F4344A4}">
+<ds:datastoreItem xmlns:ds="http://schemas.openxmlformats.org/officeDocument/2006/customXml" ds:itemID="{9B189BF7-2815-4491-A8DB-1ABBDE0AA6FD}">
   <ds:schemaRefs>
     <ds:schemaRef ds:uri="http://schemas.openxmlformats.org/officeDocument/2006/bibliography"/>
   </ds:schemaRefs>

--- a/Адміністрування обчислювальних комплексів Зроблені ЛР/Лабораторна робота 13 - Матакова А.В. - 409а - Адміністрування обчислювальних комплексів.docx
+++ b/Адміністрування обчислювальних комплексів Зроблені ЛР/Лабораторна робота 13 - Матакова А.В. - 409а - Адміністрування обчислювальних комплексів.docx
@@ -1369,7 +1369,7 @@
       <w:pPr>
         <w:suppressAutoHyphens w:val="0"/>
         <w:spacing w:line="360" w:lineRule="auto"/>
-        <w:ind w:leftChars="0" w:left="0" w:firstLineChars="0" w:firstLine="709"/>
+        <w:ind w:leftChars="0" w:firstLineChars="0" w:firstLine="709"/>
         <w:jc w:val="both"/>
         <w:textDirection w:val="lrTb"/>
         <w:textAlignment w:val="auto"/>
@@ -1384,7 +1384,7 @@
           <w:sz w:val="28"/>
           <w:szCs w:val="28"/>
         </w:rPr>
-        <w:t>Спочатку командами docker --version, docker compose version та docker info --format '{{.OperatingSystem}}' перевірено наявність і стан Docker. Для роботи використано середовище з лабораторної роботи №12. Воно складається із сервісів db (MySQL) та web (Django) і описане у файлі docker-compose.yml.</w:t>
+        <w:t>Перед початком роботи перевірено готовність Docker до виконання завдань. Команди docker --version та docker compose version показали встановлені версії Docker Engine і Docker Compose. Команда docker info --format '{{.OperatingSystem}}' показала, в якому середовищі працює Docker Engine; на Windows це Docker Desktop. Ця перевірка потрібна, щоб переконатися, що Docker-демон запущений і приймає команди, адже без нього ані запуск середовища, ані моніторинг неможливі.</w:t>
       </w:r>
     </w:p>
     <w:p>
@@ -1397,6 +1397,28 @@
         <w:textAlignment w:val="auto"/>
         <w:outlineLvl w:val="9"/>
         <w:rPr>
+          <w:sz w:val="28"/>
+          <w:szCs w:val="28"/>
+        </w:rPr>
+      </w:pPr>
+      <w:r>
+        <w:rPr>
+          <w:sz w:val="28"/>
+          <w:szCs w:val="28"/>
+        </w:rPr>
+        <w:t>Об'єктом моніторингу є віртуальне середовище з лабораторної роботи №12. Воно складається з двох сервісів: db (сервер бази даних MySQL) та web (вебзастосунок на Django). Обидва сервіси описано у файлі docker-compose.yml. Сервіс web залежить від сервісу db і публікує свій порт 80 на порт 8000 хост-машини.</w:t>
+      </w:r>
+    </w:p>
+    <w:p>
+      <w:pPr>
+        <w:suppressAutoHyphens w:val="0"/>
+        <w:spacing w:line="360" w:lineRule="auto"/>
+        <w:ind w:leftChars="0" w:left="0" w:firstLineChars="0" w:firstLine="709"/>
+        <w:jc w:val="both"/>
+        <w:textDirection w:val="lrTb"/>
+        <w:textAlignment w:val="auto"/>
+        <w:outlineLvl w:val="9"/>
+        <w:rPr>
           <w:b/>
           <w:i/>
           <w:sz w:val="28"/>
@@ -1578,6 +1600,7 @@
           <w:sz w:val="28"/>
           <w:szCs w:val="28"/>
         </w:rPr>
+        <w:lastRenderedPageBreak/>
         <w:t xml:space="preserve">    container_name: lr_6_proj</w:t>
       </w:r>
     </w:p>
@@ -1705,15 +1728,7 @@
           <w:sz w:val="28"/>
           <w:szCs w:val="28"/>
         </w:rPr>
-        <w:t xml:space="preserve">Для збірки сервісів docker-compose.yml використовує Dockerfile з лабораторної роботи №11. Образ бази даних встановлює mysql-server, дозволяє </w:t>
-      </w:r>
-      <w:r>
-        <w:rPr>
-          <w:sz w:val="28"/>
-          <w:szCs w:val="28"/>
-        </w:rPr>
-        <w:lastRenderedPageBreak/>
-        <w:t>підключення до MySQL не лише з localhost і копіює дамп students.sql та скрипт ініціалізації init.sh.</w:t>
+        <w:t>Для збірки сервісів docker-compose.yml використовує Dockerfile з лабораторної роботи №11. Обидва образи базуються на ubuntu:lunar. Ця версія Ubuntu вже поза підтримкою, тому репозиторії apt перемкнуто на архів old-releases.ubuntu.com. Образ бази даних встановлює mysql-server і змінює параметр bind-address на 0.0.0.0, щоб до MySQL міг підключатися контейнер вебзастосунка. Також він копіює дамп students.sql і скрипт ініціалізації init.sh.</w:t>
       </w:r>
     </w:p>
     <w:p>
@@ -2018,14 +2033,23 @@
         <w:rPr>
           <w:sz w:val="28"/>
           <w:szCs w:val="28"/>
-        </w:rPr>
-      </w:pPr>
-      <w:r>
-        <w:rPr>
-          <w:sz w:val="28"/>
-          <w:szCs w:val="28"/>
-        </w:rPr>
-        <w:t>Скрипт init.sh запускає MySQL, створює базу даних students і користувача sammy, надає йому права та завантажує дамп.</w:t>
+          <w:lang w:val="ru-RU"/>
+        </w:rPr>
+      </w:pPr>
+      <w:r>
+        <w:rPr>
+          <w:sz w:val="28"/>
+          <w:szCs w:val="28"/>
+        </w:rPr>
+        <w:t xml:space="preserve">Скрипт init.sh виконується під час старту контейнера бази даних. Він запускає службу MySQL і створює базу даних students. Далі створює користувача sammy, від імені якого застосунок підключається до бази, надає йому права та </w:t>
+      </w:r>
+      <w:r>
+        <w:rPr>
+          <w:sz w:val="28"/>
+          <w:szCs w:val="28"/>
+        </w:rPr>
+        <w:lastRenderedPageBreak/>
+        <w:t>завантажує дамп. Команда tail -f утримує контейнер у робочому стані, виводячи журнал помилок MySQL.</w:t>
       </w:r>
     </w:p>
     <w:p>
@@ -2047,7 +2071,29 @@
           <w:sz w:val="28"/>
           <w:szCs w:val="28"/>
         </w:rPr>
-        <w:t>Образ вебзастосунка встановлює python3 і pip, копіює код проєкту в директорію /app, встановлює Django та залежності й запускає застосунок на порту 80.</w:t>
+        <w:t>Файл students.sql містить дамп бази даних: структуру таблиці Persons і початкові записи про студентів, які відображає вебзастосунок.</w:t>
+      </w:r>
+    </w:p>
+    <w:p>
+      <w:pPr>
+        <w:suppressAutoHyphens w:val="0"/>
+        <w:spacing w:line="360" w:lineRule="auto"/>
+        <w:ind w:leftChars="0" w:left="0" w:firstLineChars="0" w:firstLine="709"/>
+        <w:jc w:val="both"/>
+        <w:textDirection w:val="lrTb"/>
+        <w:textAlignment w:val="auto"/>
+        <w:outlineLvl w:val="9"/>
+        <w:rPr>
+          <w:sz w:val="28"/>
+          <w:szCs w:val="28"/>
+        </w:rPr>
+      </w:pPr>
+      <w:r>
+        <w:rPr>
+          <w:sz w:val="28"/>
+          <w:szCs w:val="28"/>
+        </w:rPr>
+        <w:t>Образ вебзастосунка встановлює python3 і менеджер пакетів pip, копіює вихідний код проєкту в робочу директорію /app і встановлює Django та інші залежності з requirements.txt. Після цього образ запускає вбудований сервер Django на порту 80 усіх мережевих інтерфейсів контейнера.</w:t>
       </w:r>
     </w:p>
     <w:p>
@@ -2069,7 +2115,7 @@
           <w:sz w:val="28"/>
           <w:szCs w:val="28"/>
         </w:rPr>
-        <w:t>Після переходу в директорію проєкту командою cd "C:\Users\Nasya\Desktop\lr13ao" виконано команду docker compose up -d --build. Вона завершилася помилкою конфлікту імен, оскільки контейнери db_lr_admin та lr_6_proj із попередньої роботи вже були запущені. Командами docker ps -a та docker ps --filter "name=db_lr_admin" --filter "name=lr_6_proj" підтверджено, що обидва контейнери працюють.</w:t>
+        <w:t>Для запуску середовища виконано перехід у директорію проєкту командою cd "C:\Users\Nasya\Desktop\lr13ao". Далі виконано команду docker compose up -d --build, яка мала зібрати образи та запустити контейнери у фоновому режимі. Команда завершилася помилкою конфлікту імен. Причина в тому, що в docker-compose.yml імена контейнерів задано явно (container_name), а контейнери db_lr_admin та lr_6_proj із лабораторної роботи №12 на той момент уже працювали. Docker не дозволяє створити два контейнери з однаковою назвою, тому помилка свідчить не про неправильне налаштування, а про те, що середовище вже запущене. Щоб переконатися в цьому, виконано команду docker ps -a, яка виводить усі контейнери разом зі зупиненими. Після неї виконано команду docker ps --filter "name=db_lr_admin" --filter "name=lr_6_proj", яка відфільтровує лише потрібні контейнери. Обидва контейнери мали статус Up, отже, перший пункт завдання виконано.</w:t>
       </w:r>
     </w:p>
     <w:p>
@@ -2091,7 +2137,29 @@
           <w:sz w:val="28"/>
           <w:szCs w:val="28"/>
         </w:rPr>
-        <w:t>Для встановлення засобу моніторингу ctop створено директорію tools командою mkdir tools і виконано перехід у неї командою cd tools. Назву Windows-</w:t>
+        <w:t>Як засіб моніторингу обрано утиліту ctop. Вона працює подібно до системної утиліти top, але показує не процеси операційної системи, а контейнери Docker та споживання ними ресурсів у реальному часі. Для зручності командою mkdir tools створено окрему директорію, а командою cd tools виконано перехід у неї. Офіційний сайт ctop не пропонує інсталятора для Windows, тому виконуваний файл завантажено з релізів репозиторію bcicen/ctop на GitHub.</w:t>
+      </w:r>
+    </w:p>
+    <w:p>
+      <w:pPr>
+        <w:suppressAutoHyphens w:val="0"/>
+        <w:spacing w:line="360" w:lineRule="auto"/>
+        <w:ind w:leftChars="0" w:firstLineChars="0" w:firstLine="709"/>
+        <w:jc w:val="both"/>
+        <w:textDirection w:val="lrTb"/>
+        <w:textAlignment w:val="auto"/>
+        <w:outlineLvl w:val="9"/>
+        <w:rPr>
+          <w:sz w:val="28"/>
+          <w:szCs w:val="28"/>
+        </w:rPr>
+      </w:pPr>
+      <w:r>
+        <w:rPr>
+          <w:sz w:val="28"/>
+          <w:szCs w:val="28"/>
+        </w:rPr>
+        <w:t xml:space="preserve">Щоб не вгадувати назву файлу, список усіх бінарних файлів останнього релізу отримано через GitHub API командою curl -s "https://api.github.com/repos/bcicen/ctop/releases/latest" | grep -i </w:t>
       </w:r>
       <w:r>
         <w:rPr>
@@ -2099,7 +2167,7 @@
           <w:szCs w:val="28"/>
         </w:rPr>
         <w:lastRenderedPageBreak/>
-        <w:t>білда в останньому релізі bcicen/ctop визначено через GitHub API командою curl -s "https://api.github.com/repos/bcicen/ctop/releases/latest" | grep -i "browser_download_url". Потрібним виявився файл ctop-0.7.7-windows-amd64. Невдало завантажений раніше файл видалено командою rm -f ctop.exe. Правильний бінарний файл завантажено з розширенням .exe командою curl -L -o ctop.exe "https://github.com/bcicen/ctop/releases/download/v0.7.7/ctop-0.7.7-windows-amd64". Команда ./ctop.exe -v вивела версію ctop version 0.7.7, build 11a1cb1 go1.18, що підтверджує працездатність утиліти.</w:t>
+        <w:t>"browser_download_url". З отриманого переліку (збірки для Linux, macOS, Windows) визначено, що для Windows потрібен файл ctop-0.7.7-windows-amd64 без розширення. Перша спроба завантаження з неправильною назвою дала непридатний файл, тому його видалено командою rm -f ctop.exe. Правильний файл завантажено командою curl -L -o ctop.exe "https://github.com/bcicen/ctop/releases/download/v0.7.7/ctop-0.7.7-windows-amd64". Параметр -L дозволяє curl переходити за перенаправленням GitHub на сервер файлів, а -o ctop.exe зберігає файл із розширенням .exe, щоб Windows розпізнавала його як виконуваний. Розмір завантаженого файлу склав близько 8,79 МБ, що відповідає справжньому бінарному файлу. Щоб перевірити працездатність утиліти без запуску інтерактивного інтерфейсу, виконано команду ./ctop.exe -v. Вона вивела рядок ctop version 0.7.7, build 11a1cb1 go1.18, тобто утиліту встановлено коректно.</w:t>
       </w:r>
     </w:p>
     <w:p>
@@ -2121,7 +2189,14 @@
           <w:sz w:val="28"/>
           <w:szCs w:val="28"/>
         </w:rPr>
-        <w:t>Моніторинг запущено командою .\ctop.exe. Утиліта в реальному часі показує перелік контейнерів із використанням CPU, пам'яті, мережі, дискових операцій, кількістю процесів та часом роботи. Контейнери db_lr_admin та lr_6_proj працюють, lr9-container призупинений, а контейнери lr10ao зупинені. Для виходу з ctop використовується клавіша q.</w:t>
+        <w:t>Моніторинг запущено командою .\ctop.exe. Утиліта відкриває інтерактивну таблицю, яка оновлюється в реальному часі. Для кожного контейнера показано назву (NAME), ідентифікатор (CID) і завантаження процесора (CPU). Також видно використання пам'яті відносно доступної (MEM), обсяг отриманих і відправлених мережевих даних (NET RX/TX), дискові операції (IO R/W), кількість процесі</w:t>
+      </w:r>
+      <w:r>
+        <w:rPr>
+          <w:sz w:val="28"/>
+          <w:szCs w:val="28"/>
+        </w:rPr>
+        <w:t>в (PIDS) і час роботи (UPTIME).</w:t>
       </w:r>
     </w:p>
     <w:p>
@@ -2146,9 +2221,9 @@
           <w:lang w:val="ru-RU"/>
         </w:rPr>
         <w:drawing>
-          <wp:inline distT="0" distB="0" distL="0" distR="0" wp14:anchorId="7D902003" wp14:editId="24CFADEA">
-            <wp:extent cx="6299835" cy="2560955"/>
-            <wp:effectExtent l="0" t="0" r="5715" b="0"/>
+          <wp:inline distT="0" distB="0" distL="0" distR="0" wp14:anchorId="7D902003" wp14:editId="74970197">
+            <wp:extent cx="5220393" cy="1715104"/>
+            <wp:effectExtent l="0" t="0" r="0" b="0"/>
             <wp:docPr id="1" name="Рисунок 1"/>
             <wp:cNvGraphicFramePr>
               <a:graphicFrameLocks xmlns:a="http://schemas.openxmlformats.org/drawingml/2006/main" noChangeAspect="1"/>
@@ -2160,20 +2235,27 @@
                     <pic:cNvPr id="1" name=""/>
                     <pic:cNvPicPr/>
                   </pic:nvPicPr>
-                  <pic:blipFill>
+                  <pic:blipFill rotWithShape="1">
                     <a:blip r:embed="rId9"/>
-                    <a:stretch>
-                      <a:fillRect/>
-                    </a:stretch>
+                    <a:srcRect b="19180"/>
+                    <a:stretch/>
                   </pic:blipFill>
-                  <pic:spPr>
+                  <pic:spPr bwMode="auto">
                     <a:xfrm>
                       <a:off x="0" y="0"/>
-                      <a:ext cx="6299835" cy="2560955"/>
+                      <a:ext cx="5322974" cy="1748806"/>
                     </a:xfrm>
                     <a:prstGeom prst="rect">
                       <a:avLst/>
                     </a:prstGeom>
+                    <a:ln>
+                      <a:noFill/>
+                    </a:ln>
+                    <a:extLst>
+                      <a:ext uri="{53640926-AAD7-44D8-BBD7-CCE9431645EC}">
+                        <a14:shadowObscured xmlns:a14="http://schemas.microsoft.com/office/drawing/2010/main"/>
+                      </a:ext>
+                    </a:extLst>
                   </pic:spPr>
                 </pic:pic>
               </a:graphicData>
@@ -2200,20 +2282,15 @@
         <w:rPr>
           <w:sz w:val="28"/>
           <w:szCs w:val="28"/>
-        </w:rPr>
-        <w:t>Рисунок 1 –</w:t>
-      </w:r>
-      <w:r>
-        <w:rPr>
-          <w:sz w:val="28"/>
-          <w:szCs w:val="28"/>
-        </w:rPr>
-        <w:t xml:space="preserve"> </w:t>
-      </w:r>
-      <w:r>
-        <w:rPr>
-          <w:sz w:val="28"/>
-          <w:szCs w:val="28"/>
+          <w:highlight w:val="yellow"/>
+        </w:rPr>
+        <w:t xml:space="preserve">Рисунок 1 – </w:t>
+      </w:r>
+      <w:r>
+        <w:rPr>
+          <w:sz w:val="28"/>
+          <w:szCs w:val="28"/>
+          <w:highlight w:val="yellow"/>
         </w:rPr>
         <w:t>Моніторинг контейнерів за допомогою ctop</w:t>
       </w:r>
@@ -2235,7 +2312,15 @@
           <w:sz w:val="28"/>
           <w:szCs w:val="28"/>
         </w:rPr>
-        <w:t>Як додатковий засіб моніторингу використано вбудовану команду docker stats. Вона показує в реальному часі використання CPU, пам'яті, мережевого та дискового введення-виведення запущеними контейнерами. Разовий знімок навантаження отримано командою docker stats --no-stream, а стислий перелік контейнерів зі статусом і портами — командою docker ps --format "table {{.Names}}\t{{.Status}}\t{{.Ports}}".</w:t>
+        <w:t>У заголовку відображено поточний час і загальну кількість контейнерів (5 containers). Контейнери db_lr_admin та lr_6_proj працюють. Контейнер бази даних споживає помітно більше пам'яті (378M проти 101M) і має більше процесів (44 проти 3), оскільки сервер MySQL працює з багатьма потоками. Контейнер lr9-</w:t>
+      </w:r>
+      <w:r>
+        <w:rPr>
+          <w:sz w:val="28"/>
+          <w:szCs w:val="28"/>
+        </w:rPr>
+        <w:lastRenderedPageBreak/>
+        <w:t>container з лабораторної роботи №9 призупинений, а контейнери lr10ao-db-1 та lr10ao-wordpress-1 зупинені, тому показники ресурсів для них не виводяться. Вихід з ctop виконується клавішею q.</w:t>
       </w:r>
     </w:p>
     <w:p>
@@ -2257,11 +2342,10 @@
           <w:szCs w:val="28"/>
           <w:lang w:val="ru-RU"/>
         </w:rPr>
-        <w:lastRenderedPageBreak/>
         <w:drawing>
-          <wp:inline distT="0" distB="0" distL="0" distR="0" wp14:anchorId="59AA84FC" wp14:editId="25FCFACB">
-            <wp:extent cx="6299835" cy="1743075"/>
-            <wp:effectExtent l="0" t="0" r="5715" b="9525"/>
+          <wp:inline distT="0" distB="0" distL="0" distR="0" wp14:anchorId="59AA84FC" wp14:editId="242D0920">
+            <wp:extent cx="5501167" cy="1363288"/>
+            <wp:effectExtent l="0" t="0" r="4445" b="8890"/>
             <wp:docPr id="2" name="Рисунок 2"/>
             <wp:cNvGraphicFramePr>
               <a:graphicFrameLocks xmlns:a="http://schemas.openxmlformats.org/drawingml/2006/main" noChangeAspect="1"/>
@@ -2273,20 +2357,27 @@
                     <pic:cNvPr id="1" name=""/>
                     <pic:cNvPicPr/>
                   </pic:nvPicPr>
-                  <pic:blipFill>
+                  <pic:blipFill rotWithShape="1">
                     <a:blip r:embed="rId10"/>
-                    <a:stretch>
-                      <a:fillRect/>
-                    </a:stretch>
+                    <a:srcRect b="10433"/>
+                    <a:stretch/>
                   </pic:blipFill>
-                  <pic:spPr>
+                  <pic:spPr bwMode="auto">
                     <a:xfrm>
                       <a:off x="0" y="0"/>
-                      <a:ext cx="6299835" cy="1743075"/>
+                      <a:ext cx="5566566" cy="1379495"/>
                     </a:xfrm>
                     <a:prstGeom prst="rect">
                       <a:avLst/>
                     </a:prstGeom>
+                    <a:ln>
+                      <a:noFill/>
+                    </a:ln>
+                    <a:extLst>
+                      <a:ext uri="{53640926-AAD7-44D8-BBD7-CCE9431645EC}">
+                        <a14:shadowObscured xmlns:a14="http://schemas.microsoft.com/office/drawing/2010/main"/>
+                      </a:ext>
+                    </a:extLst>
                   </pic:spPr>
                 </pic:pic>
               </a:graphicData>
@@ -2294,6 +2385,8 @@
           </wp:inline>
         </w:drawing>
       </w:r>
+      <w:bookmarkStart w:id="0" w:name="_GoBack"/>
+      <w:bookmarkEnd w:id="0"/>
     </w:p>
     <w:p>
       <w:pPr>
@@ -2314,151 +2407,14 @@
           <w:sz w:val="28"/>
           <w:szCs w:val="28"/>
         </w:rPr>
-        <w:t xml:space="preserve">Рисунок </w:t>
-      </w:r>
-      <w:r>
-        <w:rPr>
-          <w:sz w:val="28"/>
-          <w:szCs w:val="28"/>
-        </w:rPr>
-        <w:t>2</w:t>
-      </w:r>
-      <w:r>
-        <w:rPr>
-          <w:sz w:val="28"/>
-          <w:szCs w:val="28"/>
-        </w:rPr>
-        <w:t xml:space="preserve"> –</w:t>
-      </w:r>
-      <w:r>
-        <w:rPr>
-          <w:sz w:val="28"/>
-          <w:szCs w:val="28"/>
-        </w:rPr>
-        <w:t xml:space="preserve"> </w:t>
-      </w:r>
-      <w:r>
-        <w:rPr>
-          <w:sz w:val="28"/>
-          <w:szCs w:val="28"/>
-        </w:rPr>
-        <w:t>Моніторинг контейнерів командою docker stats</w:t>
-      </w:r>
-    </w:p>
-    <w:p>
-      <w:pPr>
-        <w:spacing w:line="360" w:lineRule="auto"/>
-        <w:ind w:leftChars="0" w:firstLineChars="251" w:firstLine="703"/>
-        <w:contextualSpacing/>
-        <w:jc w:val="both"/>
-        <w:outlineLvl w:val="9"/>
-        <w:rPr>
-          <w:sz w:val="28"/>
-          <w:szCs w:val="28"/>
-          <w:lang w:val="ru-RU"/>
-        </w:rPr>
-      </w:pPr>
-      <w:r>
-        <w:rPr>
-          <w:sz w:val="28"/>
-          <w:szCs w:val="28"/>
-          <w:lang w:val="ru-RU"/>
-        </w:rPr>
-        <w:t>Алалалала</w:t>
-      </w:r>
-    </w:p>
-    <w:p>
-      <w:pPr>
-        <w:spacing w:line="360" w:lineRule="auto"/>
-        <w:ind w:leftChars="0" w:firstLineChars="251" w:firstLine="703"/>
-        <w:contextualSpacing/>
-        <w:jc w:val="both"/>
-        <w:outlineLvl w:val="9"/>
-        <w:rPr>
-          <w:sz w:val="28"/>
-          <w:szCs w:val="28"/>
-          <w:lang w:val="ru-RU"/>
-        </w:rPr>
-      </w:pPr>
-      <w:r>
-        <w:rPr>
-          <w:sz w:val="28"/>
-          <w:szCs w:val="28"/>
-          <w:lang w:val="ru-RU"/>
-        </w:rPr>
-        <w:t>Ааа</w:t>
-      </w:r>
-    </w:p>
-    <w:p>
-      <w:pPr>
-        <w:spacing w:line="360" w:lineRule="auto"/>
-        <w:ind w:leftChars="0" w:firstLineChars="251" w:firstLine="703"/>
-        <w:contextualSpacing/>
-        <w:jc w:val="both"/>
-        <w:outlineLvl w:val="9"/>
-        <w:rPr>
-          <w:sz w:val="28"/>
-          <w:szCs w:val="28"/>
-          <w:lang w:val="ru-RU"/>
-        </w:rPr>
-      </w:pPr>
-      <w:r>
-        <w:rPr>
-          <w:sz w:val="28"/>
-          <w:szCs w:val="28"/>
-          <w:lang w:val="ru-RU"/>
-        </w:rPr>
-        <w:t>А</w:t>
-      </w:r>
-    </w:p>
-    <w:p>
-      <w:pPr>
-        <w:spacing w:line="360" w:lineRule="auto"/>
-        <w:ind w:leftChars="0" w:firstLineChars="251" w:firstLine="703"/>
-        <w:contextualSpacing/>
-        <w:jc w:val="both"/>
-        <w:outlineLvl w:val="9"/>
-        <w:rPr>
-          <w:sz w:val="28"/>
-          <w:szCs w:val="28"/>
-          <w:lang w:val="ru-RU"/>
-        </w:rPr>
-      </w:pPr>
-      <w:r>
-        <w:rPr>
-          <w:sz w:val="28"/>
-          <w:szCs w:val="28"/>
-          <w:lang w:val="ru-RU"/>
-        </w:rPr>
-        <w:t>А</w:t>
-      </w:r>
-    </w:p>
-    <w:p>
-      <w:pPr>
-        <w:spacing w:line="360" w:lineRule="auto"/>
-        <w:ind w:leftChars="0" w:firstLineChars="251" w:firstLine="703"/>
-        <w:contextualSpacing/>
-        <w:jc w:val="both"/>
-        <w:outlineLvl w:val="9"/>
-        <w:rPr>
-          <w:sz w:val="28"/>
-          <w:szCs w:val="28"/>
-        </w:rPr>
-      </w:pPr>
-      <w:r>
-        <w:rPr>
-          <w:sz w:val="28"/>
-          <w:szCs w:val="28"/>
-          <w:lang w:val="ru-RU"/>
-        </w:rPr>
-        <w:t>аа</w:t>
-      </w:r>
-      <w:r>
-        <w:rPr>
-          <w:sz w:val="28"/>
-          <w:szCs w:val="28"/>
-        </w:rPr>
-        <w:t>.</w:t>
+        <w:t xml:space="preserve">Рисунок 2 – </w:t>
+      </w:r>
+      <w:r>
+        <w:rPr>
+          <w:sz w:val="28"/>
+          <w:szCs w:val="28"/>
+        </w:rPr>
+        <w:t>Моніторинг контейнерів у Docker Desktop</w:t>
       </w:r>
     </w:p>
     <w:p>
@@ -2481,9 +2437,9 @@
           <w:lang w:val="ru-RU"/>
         </w:rPr>
         <w:drawing>
-          <wp:inline distT="0" distB="0" distL="0" distR="0" wp14:anchorId="296DF845" wp14:editId="19C4FE41">
-            <wp:extent cx="6299835" cy="1522095"/>
-            <wp:effectExtent l="0" t="0" r="5715" b="1905"/>
+          <wp:inline distT="0" distB="0" distL="0" distR="0" wp14:anchorId="296DF845" wp14:editId="554633CA">
+            <wp:extent cx="6299835" cy="1172094"/>
+            <wp:effectExtent l="0" t="0" r="5715" b="9525"/>
             <wp:docPr id="3" name="Рисунок 3"/>
             <wp:cNvGraphicFramePr>
               <a:graphicFrameLocks xmlns:a="http://schemas.openxmlformats.org/drawingml/2006/main" noChangeAspect="1"/>
@@ -2495,20 +2451,27 @@
                     <pic:cNvPr id="1" name=""/>
                     <pic:cNvPicPr/>
                   </pic:nvPicPr>
-                  <pic:blipFill>
+                  <pic:blipFill rotWithShape="1">
                     <a:blip r:embed="rId11"/>
-                    <a:stretch>
-                      <a:fillRect/>
-                    </a:stretch>
+                    <a:srcRect b="22994"/>
+                    <a:stretch/>
                   </pic:blipFill>
-                  <pic:spPr>
+                  <pic:spPr bwMode="auto">
                     <a:xfrm>
                       <a:off x="0" y="0"/>
-                      <a:ext cx="6299835" cy="1522095"/>
+                      <a:ext cx="6299835" cy="1172094"/>
                     </a:xfrm>
                     <a:prstGeom prst="rect">
                       <a:avLst/>
                     </a:prstGeom>
+                    <a:ln>
+                      <a:noFill/>
+                    </a:ln>
+                    <a:extLst>
+                      <a:ext uri="{53640926-AAD7-44D8-BBD7-CCE9431645EC}">
+                        <a14:shadowObscured xmlns:a14="http://schemas.microsoft.com/office/drawing/2010/main"/>
+                      </a:ext>
+                    </a:extLst>
                   </pic:spPr>
                 </pic:pic>
               </a:graphicData>
@@ -2520,10 +2483,60 @@
     <w:p>
       <w:pPr>
         <w:spacing w:line="360" w:lineRule="auto"/>
+        <w:ind w:leftChars="0" w:firstLineChars="0" w:firstLine="1"/>
+        <w:contextualSpacing/>
+        <w:jc w:val="center"/>
+        <w:outlineLvl w:val="9"/>
+        <w:rPr>
+          <w:sz w:val="28"/>
+          <w:szCs w:val="28"/>
+        </w:rPr>
+      </w:pPr>
+      <w:r>
+        <w:rPr>
+          <w:sz w:val="28"/>
+          <w:szCs w:val="28"/>
+        </w:rPr>
+        <w:t>Рисунок 3 – Моніторинг контейнерів командою docker stats</w:t>
+      </w:r>
+    </w:p>
+    <w:p>
+      <w:pPr>
+        <w:spacing w:line="360" w:lineRule="auto"/>
+        <w:ind w:leftChars="0" w:left="0" w:firstLineChars="251" w:firstLine="703"/>
+        <w:contextualSpacing/>
+        <w:jc w:val="both"/>
+        <w:outlineLvl w:val="9"/>
+        <w:rPr>
+          <w:bCs/>
+          <w:iCs/>
+          <w:sz w:val="28"/>
+          <w:szCs w:val="28"/>
+        </w:rPr>
+      </w:pPr>
+      <w:r>
+        <w:rPr>
+          <w:bCs/>
+          <w:iCs/>
+          <w:sz w:val="28"/>
+          <w:szCs w:val="28"/>
+        </w:rPr>
+        <w:t>Третім засобом моніторингу став графічний інтерфейс Docker Desktop, розділ «Containers». У верхній частині вікна показано сумарне завантаження процесора всіма контейнерами (1.23% з 1200%, оскільки доступно 12 ядер) і сумарне використання пам'яті (462.88 МБ з 14.93 ГБ). У таблиці нижче наведено контейнери та проєкти Docker Compose з їхнім станом, опублікованими портами, поточним завантаженням CPU і часом останнього запуску. Проєкт lr12ao, що містить контейнери db_lr_admin та lr_6_proj, працює й споживає 1.23% CPU. Проєкт lr10ao зупинений, а контейнер lr9-container призупинений. Графічний інтерфейс зручний для швидкої загальної оцінки стану середовища, тоді як ctop і docker stats дають детальніші показники по кожному контейнеру.</w:t>
+      </w:r>
+    </w:p>
+    <w:p>
+      <w:pPr>
+        <w:spacing w:line="360" w:lineRule="auto"/>
         <w:ind w:leftChars="0" w:left="0" w:firstLineChars="251" w:firstLine="706"/>
         <w:contextualSpacing/>
         <w:jc w:val="both"/>
         <w:outlineLvl w:val="9"/>
+        <w:rPr>
+          <w:sz w:val="28"/>
+          <w:szCs w:val="28"/>
+        </w:rPr>
+      </w:pPr>
+      <w:r>
         <w:rPr>
           <w:b/>
           <w:bCs/>
@@ -2532,31 +2545,6 @@
           <w:sz w:val="28"/>
           <w:szCs w:val="28"/>
         </w:rPr>
-      </w:pPr>
-      <w:bookmarkStart w:id="0" w:name="_GoBack"/>
-      <w:bookmarkEnd w:id="0"/>
-    </w:p>
-    <w:p>
-      <w:pPr>
-        <w:spacing w:line="360" w:lineRule="auto"/>
-        <w:ind w:leftChars="0" w:left="0" w:firstLineChars="251" w:firstLine="706"/>
-        <w:contextualSpacing/>
-        <w:jc w:val="both"/>
-        <w:outlineLvl w:val="9"/>
-        <w:rPr>
-          <w:sz w:val="28"/>
-          <w:szCs w:val="28"/>
-        </w:rPr>
-      </w:pPr>
-      <w:r>
-        <w:rPr>
-          <w:b/>
-          <w:bCs/>
-          <w:i/>
-          <w:iCs/>
-          <w:sz w:val="28"/>
-          <w:szCs w:val="28"/>
-        </w:rPr>
         <w:t xml:space="preserve">Висновки: </w:t>
       </w:r>
       <w:r>
@@ -2564,7 +2552,7 @@
           <w:sz w:val="28"/>
           <w:szCs w:val="28"/>
         </w:rPr>
-        <w:t>Під час виконання лабораторної роботи №13 набуто практичних навичок моніторингу контейнерів Docker. Використано середовище з попередньої лабораторної роботи, описане у файлі docker-compose.yml, з контейнерами db_lr_admin та lr_6_proj, зібраними з двох Dockerfile на базі ubuntu:lunar. Встановлено засіб моніторингу ctop версії 0.7.7 для Windows і продемонстровано його роботу з відображенням стану та використання ресурсів контейнерами в реальному часі. Додатково продемонстровано вбудовані засоби моніторингу docker stats і docker ps. Звіт оформлено згідно з чинними вимогами ДСТУ.</w:t>
+        <w:t>Під час виконання лабораторної роботи №13 набуто практичних навичок моніторингу контейнерів Docker. Використано середовище з попередньої лабораторної роботи, описане у файлі docker-compose.yml, з контейнерами db_lr_admin та lr_6_proj, зібраними з двох Dockerfile на базі ubuntu:lunar. Додатково продемонстровано вбудовані засоби моніторингу docker stats і docker ps. Звіт оформлено згідно з чинними вимогами ДСТУ.</w:t>
       </w:r>
     </w:p>
     <w:sectPr>
@@ -8508,7 +8496,7 @@
 </file>
 
 <file path=customXml/itemProps2.xml><?xml version="1.0" encoding="utf-8"?>
-<ds:datastoreItem xmlns:ds="http://schemas.openxmlformats.org/officeDocument/2006/customXml" ds:itemID="{9B189BF7-2815-4491-A8DB-1ABBDE0AA6FD}">
+<ds:datastoreItem xmlns:ds="http://schemas.openxmlformats.org/officeDocument/2006/customXml" ds:itemID="{DEFEE9D7-F676-4942-9B88-8FD91364BBE3}">
   <ds:schemaRefs>
     <ds:schemaRef ds:uri="http://schemas.openxmlformats.org/officeDocument/2006/bibliography"/>
   </ds:schemaRefs>

--- a/Адміністрування обчислювальних комплексів Зроблені ЛР/Лабораторна робота 13 - Матакова А.В. - 409а - Адміністрування обчислювальних комплексів.docx
+++ b/Адміністрування обчислювальних комплексів Зроблені ЛР/Лабораторна робота 13 - Матакова А.В. - 409а - Адміністрування обчислювальних комплексів.docx
@@ -1406,7 +1406,21 @@
           <w:sz w:val="28"/>
           <w:szCs w:val="28"/>
         </w:rPr>
-        <w:t>Об'єктом моніторингу є віртуальне середовище з лабораторної роботи №12. Воно складається з двох сервісів: db (сервер бази даних MySQL) та web (вебзастосунок на Django). Обидва сервіси описано у файлі docker-compose.yml. Сервіс web залежить від сервісу db і публікує свій порт 80 на порт 8000 хост-машини.</w:t>
+        <w:t>Об</w:t>
+      </w:r>
+      <w:r>
+        <w:rPr>
+          <w:sz w:val="28"/>
+          <w:szCs w:val="28"/>
+        </w:rPr>
+        <w:t>’</w:t>
+      </w:r>
+      <w:r>
+        <w:rPr>
+          <w:sz w:val="28"/>
+          <w:szCs w:val="28"/>
+        </w:rPr>
+        <w:t>єктом моніторингу є віртуальне середовище з лабораторної роботи №12. Воно складається з двох сервісів: db (сервер бази даних MySQL) та web (вебзастосунок на Django). Обидва сервіси описано у файлі docker-compose.yml. Сервіс web залежить від сервісу db і публікує свій порт 80 на порт 8000 хост-машини.</w:t>
       </w:r>
     </w:p>
     <w:p>
@@ -2128,16 +2142,232 @@
         <w:textAlignment w:val="auto"/>
         <w:outlineLvl w:val="9"/>
         <w:rPr>
-          <w:sz w:val="28"/>
-          <w:szCs w:val="28"/>
-        </w:rPr>
-      </w:pPr>
-      <w:r>
-        <w:rPr>
-          <w:sz w:val="28"/>
-          <w:szCs w:val="28"/>
-        </w:rPr>
-        <w:t>Як засіб моніторингу обрано утиліту ctop. Вона працює подібно до системної утиліти top, але показує не процеси операційної системи, а контейнери Docker та споживання ними ресурсів у реальному часі. Для зручності командою mkdir tools створено окрему директорію, а командою cd tools виконано перехід у неї. Офіційний сайт ctop не пропонує інсталятора для Windows, тому виконуваний файл завантажено з релізів репозиторію bcicen/ctop на GitHub.</w:t>
+          <w:b/>
+          <w:i/>
+          <w:sz w:val="28"/>
+          <w:szCs w:val="28"/>
+        </w:rPr>
+      </w:pPr>
+      <w:r>
+        <w:rPr>
+          <w:b/>
+          <w:i/>
+          <w:sz w:val="28"/>
+          <w:szCs w:val="28"/>
+        </w:rPr>
+        <w:t>Лістинг коду Dockerfile контейнера вебзастосунка (lr_6_proj-main):</w:t>
+      </w:r>
+    </w:p>
+    <w:p>
+      <w:pPr>
+        <w:suppressAutoHyphens w:val="0"/>
+        <w:spacing w:line="360" w:lineRule="auto"/>
+        <w:ind w:leftChars="0" w:firstLineChars="0" w:firstLine="1"/>
+        <w:textDirection w:val="lrTb"/>
+        <w:textAlignment w:val="auto"/>
+        <w:outlineLvl w:val="9"/>
+        <w:rPr>
+          <w:szCs w:val="28"/>
+        </w:rPr>
+      </w:pPr>
+      <w:r>
+        <w:rPr>
+          <w:szCs w:val="28"/>
+        </w:rPr>
+        <w:t>FROM ubuntu:lunar</w:t>
+      </w:r>
+    </w:p>
+    <w:p>
+      <w:pPr>
+        <w:suppressAutoHyphens w:val="0"/>
+        <w:spacing w:line="360" w:lineRule="auto"/>
+        <w:ind w:leftChars="0" w:firstLineChars="0" w:firstLine="1"/>
+        <w:textDirection w:val="lrTb"/>
+        <w:textAlignment w:val="auto"/>
+        <w:outlineLvl w:val="9"/>
+        <w:rPr>
+          <w:szCs w:val="28"/>
+        </w:rPr>
+      </w:pPr>
+      <w:r>
+        <w:rPr>
+          <w:szCs w:val="28"/>
+        </w:rPr>
+        <w:t># lunar (23.04) вже поза підтримкою -&gt; переключаємо репозиторії на архів</w:t>
+      </w:r>
+    </w:p>
+    <w:p>
+      <w:pPr>
+        <w:suppressAutoHyphens w:val="0"/>
+        <w:spacing w:line="360" w:lineRule="auto"/>
+        <w:ind w:leftChars="0" w:firstLineChars="0" w:firstLine="1"/>
+        <w:textDirection w:val="lrTb"/>
+        <w:textAlignment w:val="auto"/>
+        <w:outlineLvl w:val="9"/>
+        <w:rPr>
+          <w:szCs w:val="28"/>
+        </w:rPr>
+      </w:pPr>
+      <w:r>
+        <w:rPr>
+          <w:szCs w:val="28"/>
+        </w:rPr>
+        <w:t>RUN sed -i 's|archive.ubuntu.com|old-releases.ubuntu.com|g; s|security.ubuntu.com|old-releases.ubuntu.com|g' /etc/apt/sources.list</w:t>
+      </w:r>
+    </w:p>
+    <w:p>
+      <w:pPr>
+        <w:suppressAutoHyphens w:val="0"/>
+        <w:spacing w:line="360" w:lineRule="auto"/>
+        <w:ind w:leftChars="0" w:firstLineChars="0" w:firstLine="1"/>
+        <w:textDirection w:val="lrTb"/>
+        <w:textAlignment w:val="auto"/>
+        <w:outlineLvl w:val="9"/>
+        <w:rPr>
+          <w:szCs w:val="28"/>
+        </w:rPr>
+      </w:pPr>
+      <w:r>
+        <w:rPr>
+          <w:szCs w:val="28"/>
+        </w:rPr>
+        <w:t>ENV DEBIAN_FRONTEND=noninteractive</w:t>
+      </w:r>
+    </w:p>
+    <w:p>
+      <w:pPr>
+        <w:suppressAutoHyphens w:val="0"/>
+        <w:spacing w:line="360" w:lineRule="auto"/>
+        <w:ind w:leftChars="0" w:firstLineChars="0" w:firstLine="1"/>
+        <w:textDirection w:val="lrTb"/>
+        <w:textAlignment w:val="auto"/>
+        <w:outlineLvl w:val="9"/>
+        <w:rPr>
+          <w:szCs w:val="28"/>
+        </w:rPr>
+      </w:pPr>
+      <w:r>
+        <w:rPr>
+          <w:szCs w:val="28"/>
+        </w:rPr>
+        <w:t>RUN apt-get update &amp;&amp; apt-get install -y python3 python3-pip &amp;&amp; rm -rf /var/lib/apt/lists/*</w:t>
+      </w:r>
+    </w:p>
+    <w:p>
+      <w:pPr>
+        <w:suppressAutoHyphens w:val="0"/>
+        <w:spacing w:line="360" w:lineRule="auto"/>
+        <w:ind w:leftChars="0" w:firstLineChars="0" w:firstLine="1"/>
+        <w:textDirection w:val="lrTb"/>
+        <w:textAlignment w:val="auto"/>
+        <w:outlineLvl w:val="9"/>
+        <w:rPr>
+          <w:szCs w:val="28"/>
+        </w:rPr>
+      </w:pPr>
+      <w:r>
+        <w:rPr>
+          <w:szCs w:val="28"/>
+        </w:rPr>
+        <w:t>WORKDIR /app</w:t>
+      </w:r>
+    </w:p>
+    <w:p>
+      <w:pPr>
+        <w:suppressAutoHyphens w:val="0"/>
+        <w:spacing w:line="360" w:lineRule="auto"/>
+        <w:ind w:leftChars="0" w:firstLineChars="0" w:firstLine="1"/>
+        <w:textDirection w:val="lrTb"/>
+        <w:textAlignment w:val="auto"/>
+        <w:outlineLvl w:val="9"/>
+        <w:rPr>
+          <w:szCs w:val="28"/>
+        </w:rPr>
+      </w:pPr>
+      <w:r>
+        <w:rPr>
+          <w:szCs w:val="28"/>
+        </w:rPr>
+        <w:t>COPY . /app</w:t>
+      </w:r>
+    </w:p>
+    <w:p>
+      <w:pPr>
+        <w:suppressAutoHyphens w:val="0"/>
+        <w:spacing w:line="360" w:lineRule="auto"/>
+        <w:ind w:leftChars="0" w:firstLineChars="0" w:firstLine="1"/>
+        <w:textDirection w:val="lrTb"/>
+        <w:textAlignment w:val="auto"/>
+        <w:outlineLvl w:val="9"/>
+        <w:rPr>
+          <w:szCs w:val="28"/>
+        </w:rPr>
+      </w:pPr>
+      <w:r>
+        <w:rPr>
+          <w:szCs w:val="28"/>
+        </w:rPr>
+        <w:t># django відсутній в requirements.txt репозиторію, додаємо окремо</w:t>
+      </w:r>
+    </w:p>
+    <w:p>
+      <w:pPr>
+        <w:suppressAutoHyphens w:val="0"/>
+        <w:spacing w:line="360" w:lineRule="auto"/>
+        <w:ind w:leftChars="0" w:firstLineChars="0" w:firstLine="1"/>
+        <w:textDirection w:val="lrTb"/>
+        <w:textAlignment w:val="auto"/>
+        <w:outlineLvl w:val="9"/>
+        <w:rPr>
+          <w:szCs w:val="28"/>
+        </w:rPr>
+      </w:pPr>
+      <w:r>
+        <w:rPr>
+          <w:szCs w:val="28"/>
+        </w:rPr>
+        <w:lastRenderedPageBreak/>
+        <w:t>RUN pip3 install --no-cache-dir --break-system-packages django==4.0.6 -r requirements.txt</w:t>
+      </w:r>
+    </w:p>
+    <w:p>
+      <w:pPr>
+        <w:suppressAutoHyphens w:val="0"/>
+        <w:spacing w:line="360" w:lineRule="auto"/>
+        <w:ind w:leftChars="0" w:firstLineChars="0" w:firstLine="1"/>
+        <w:textDirection w:val="lrTb"/>
+        <w:textAlignment w:val="auto"/>
+        <w:outlineLvl w:val="9"/>
+        <w:rPr>
+          <w:szCs w:val="28"/>
+        </w:rPr>
+      </w:pPr>
+      <w:r>
+        <w:rPr>
+          <w:szCs w:val="28"/>
+        </w:rPr>
+        <w:t>EXPOSE 80</w:t>
+      </w:r>
+    </w:p>
+    <w:p>
+      <w:pPr>
+        <w:suppressAutoHyphens w:val="0"/>
+        <w:spacing w:line="360" w:lineRule="auto"/>
+        <w:ind w:leftChars="0" w:firstLineChars="0" w:firstLine="1"/>
+        <w:textDirection w:val="lrTb"/>
+        <w:textAlignment w:val="auto"/>
+        <w:outlineLvl w:val="9"/>
+        <w:rPr>
+          <w:szCs w:val="28"/>
+        </w:rPr>
+      </w:pPr>
+      <w:bookmarkStart w:id="0" w:name="_GoBack"/>
+      <w:bookmarkEnd w:id="0"/>
+      <w:r>
+        <w:rPr>
+          <w:szCs w:val="28"/>
+        </w:rPr>
+        <w:t>CMD ["python3", "manage.py", "runserver", "0.0.0.0:80"]</w:t>
       </w:r>
     </w:p>
     <w:p>
@@ -2159,15 +2389,29 @@
           <w:sz w:val="28"/>
           <w:szCs w:val="28"/>
         </w:rPr>
-        <w:t xml:space="preserve">Щоб не вгадувати назву файлу, список усіх бінарних файлів останнього релізу отримано через GitHub API командою curl -s "https://api.github.com/repos/bcicen/ctop/releases/latest" | grep -i </w:t>
-      </w:r>
-      <w:r>
-        <w:rPr>
-          <w:sz w:val="28"/>
-          <w:szCs w:val="28"/>
-        </w:rPr>
-        <w:lastRenderedPageBreak/>
-        <w:t>"browser_download_url". З отриманого переліку (збірки для Linux, macOS, Windows) визначено, що для Windows потрібен файл ctop-0.7.7-windows-amd64 без розширення. Перша спроба завантаження з неправильною назвою дала непридатний файл, тому його видалено командою rm -f ctop.exe. Правильний файл завантажено командою curl -L -o ctop.exe "https://github.com/bcicen/ctop/releases/download/v0.7.7/ctop-0.7.7-windows-amd64". Параметр -L дозволяє curl переходити за перенаправленням GitHub на сервер файлів, а -o ctop.exe зберігає файл із розширенням .exe, щоб Windows розпізнавала його як виконуваний. Розмір завантаженого файлу склав близько 8,79 МБ, що відповідає справжньому бінарному файлу. Щоб перевірити працездатність утиліти без запуску інтерактивного інтерфейсу, виконано команду ./ctop.exe -v. Вона вивела рядок ctop version 0.7.7, build 11a1cb1 go1.18, тобто утиліту встановлено коректно.</w:t>
+        <w:t>Як засіб моніторингу обрано утиліту ctop. Вона працює подібно до системної утиліти top, але показує не процеси операційної системи, а контейнери Docker та споживання ними ресурсів у реальному часі. Для зручності командою mkdir tools створено окрему директорію, а командою cd tools виконано перехід у неї. Офіційний сайт ctop не пропонує інсталятора для Windows, тому виконуваний файл завантажено з релізів репозиторію bcicen/ctop на GitHub.</w:t>
+      </w:r>
+    </w:p>
+    <w:p>
+      <w:pPr>
+        <w:suppressAutoHyphens w:val="0"/>
+        <w:spacing w:line="360" w:lineRule="auto"/>
+        <w:ind w:leftChars="0" w:firstLineChars="0" w:firstLine="709"/>
+        <w:jc w:val="both"/>
+        <w:textDirection w:val="lrTb"/>
+        <w:textAlignment w:val="auto"/>
+        <w:outlineLvl w:val="9"/>
+        <w:rPr>
+          <w:sz w:val="28"/>
+          <w:szCs w:val="28"/>
+        </w:rPr>
+      </w:pPr>
+      <w:r>
+        <w:rPr>
+          <w:sz w:val="28"/>
+          <w:szCs w:val="28"/>
+        </w:rPr>
+        <w:t>Щоб не вгадувати назву файлу, список усіх бінарних файлів останнього релізу отримано через GitHub API командою curl -s "https://api.github.com/repos/bcicen/ctop/releases/latest" | grep -i "browser_download_url". З отриманого переліку (збірки для Linux, macOS, Windows) визначено, що для Windows потрібен файл ctop-0.7.7-windows-amd64 без розширення. Перша спроба завантаження з неправильною назвою дала непридатний файл, тому його видалено командою rm -f ctop.exe. Правильний файл завантажено командою curl -L -o ctop.exe "https://github.com/bcicen/ctop/releases/download/v0.7.7/ctop-0.7.7-windows-amd64". Параметр -L дозволяє curl переходити за перенаправленням GitHub на сервер файлів, а -o ctop.exe зберігає файл із розширенням .exe, щоб Windows розпізнавала його як виконуваний. Розмір завантаженого файлу склав близько 8,79 МБ, що відповідає справжньому бінарному файлу. Щоб перевірити працездатність утиліти без запуску інтерактивного інтерфейсу, виконано команду ./ctop.exe -v. Вона вивела рядок ctop version 0.7.7, build 11a1cb1 go1.18, тобто утиліту встановлено коректно.</w:t>
       </w:r>
     </w:p>
     <w:p>
@@ -2189,7 +2433,15 @@
           <w:sz w:val="28"/>
           <w:szCs w:val="28"/>
         </w:rPr>
-        <w:t>Моніторинг запущено командою .\ctop.exe. Утиліта відкриває інтерактивну таблицю, яка оновлюється в реальному часі. Для кожного контейнера показано назву (NAME), ідентифікатор (CID) і завантаження процесора (CPU). Також видно використання пам'яті відносно доступної (MEM), обсяг отриманих і відправлених мережевих даних (NET RX/TX), дискові операції (IO R/W), кількість процесі</w:t>
+        <w:t xml:space="preserve">Моніторинг запущено командою .\ctop.exe. Утиліта відкриває інтерактивну таблицю, яка оновлюється в реальному часі. Для кожного контейнера показано назву (NAME), ідентифікатор (CID) і завантаження процесора (CPU). Також видно використання пам'яті відносно доступної (MEM), обсяг отриманих і відправлених </w:t>
+      </w:r>
+      <w:r>
+        <w:rPr>
+          <w:sz w:val="28"/>
+          <w:szCs w:val="28"/>
+        </w:rPr>
+        <w:lastRenderedPageBreak/>
+        <w:t>мережевих даних (NET RX/TX), дискові операції (IO R/W), кількість процесі</w:t>
       </w:r>
       <w:r>
         <w:rPr>
@@ -2312,15 +2564,7 @@
           <w:sz w:val="28"/>
           <w:szCs w:val="28"/>
         </w:rPr>
-        <w:t>У заголовку відображено поточний час і загальну кількість контейнерів (5 containers). Контейнери db_lr_admin та lr_6_proj працюють. Контейнер бази даних споживає помітно більше пам'яті (378M проти 101M) і має більше процесів (44 проти 3), оскільки сервер MySQL працює з багатьма потоками. Контейнер lr9-</w:t>
-      </w:r>
-      <w:r>
-        <w:rPr>
-          <w:sz w:val="28"/>
-          <w:szCs w:val="28"/>
-        </w:rPr>
-        <w:lastRenderedPageBreak/>
-        <w:t>container з лабораторної роботи №9 призупинений, а контейнери lr10ao-db-1 та lr10ao-wordpress-1 зупинені, тому показники ресурсів для них не виводяться. Вихід з ctop виконується клавішею q.</w:t>
+        <w:t>У заголовку відображено поточний час і загальну кількість контейнерів (5 containers). Контейнери db_lr_admin та lr_6_proj працюють. Контейнер бази даних споживає помітно більше пам'яті (378M проти 101M) і має більше процесів (44 проти 3), оскільки сервер MySQL працює з багатьма потоками. Контейнер lr9-container з лабораторної роботи №9 призупинений, а контейнери lr10ao-db-1 та lr10ao-wordpress-1 зупинені, тому показники ресурсів для них не виводяться. Вихід з ctop виконується клавішею q.</w:t>
       </w:r>
     </w:p>
     <w:p>
@@ -2385,8 +2629,6 @@
           </wp:inline>
         </w:drawing>
       </w:r>
-      <w:bookmarkStart w:id="0" w:name="_GoBack"/>
-      <w:bookmarkEnd w:id="0"/>
     </w:p>
     <w:p>
       <w:pPr>
@@ -2521,7 +2763,17 @@
           <w:sz w:val="28"/>
           <w:szCs w:val="28"/>
         </w:rPr>
-        <w:t>Третім засобом моніторингу став графічний інтерфейс Docker Desktop, розділ «Containers». У верхній частині вікна показано сумарне завантаження процесора всіма контейнерами (1.23% з 1200%, оскільки доступно 12 ядер) і сумарне використання пам'яті (462.88 МБ з 14.93 ГБ). У таблиці нижче наведено контейнери та проєкти Docker Compose з їхнім станом, опублікованими портами, поточним завантаженням CPU і часом останнього запуску. Проєкт lr12ao, що містить контейнери db_lr_admin та lr_6_proj, працює й споживає 1.23% CPU. Проєкт lr10ao зупинений, а контейнер lr9-container призупинений. Графічний інтерфейс зручний для швидкої загальної оцінки стану середовища, тоді як ctop і docker stats дають детальніші показники по кожному контейнеру.</w:t>
+        <w:t xml:space="preserve">Третім засобом моніторингу став графічний інтерфейс Docker Desktop, розділ «Containers». У верхній частині вікна показано сумарне завантаження процесора всіма контейнерами (1.23% з 1200%, оскільки доступно 12 ядер) і сумарне </w:t>
+      </w:r>
+      <w:r>
+        <w:rPr>
+          <w:bCs/>
+          <w:iCs/>
+          <w:sz w:val="28"/>
+          <w:szCs w:val="28"/>
+        </w:rPr>
+        <w:lastRenderedPageBreak/>
+        <w:t>використання пам'яті (462.88 МБ з 14.93 ГБ). У таблиці нижче наведено контейнери та проєкти Docker Compose з їхнім станом, опублікованими портами, поточним завантаженням CPU і часом останнього запуску. Проєкт lr12ao, що містить контейнери db_lr_admin та lr_6_proj, працює й споживає 1.23% CPU. Проєкт lr10ao зупинений, а контейнер lr9-container призупинений. Графічний інтерфейс зручний для швидкої загальної оцінки стану середовища, тоді як ctop і docker stats дають детальніші показники по кожному контейнеру.</w:t>
       </w:r>
     </w:p>
     <w:p>
@@ -8496,7 +8748,7 @@
 </file>
 
 <file path=customXml/itemProps2.xml><?xml version="1.0" encoding="utf-8"?>
-<ds:datastoreItem xmlns:ds="http://schemas.openxmlformats.org/officeDocument/2006/customXml" ds:itemID="{DEFEE9D7-F676-4942-9B88-8FD91364BBE3}">
+<ds:datastoreItem xmlns:ds="http://schemas.openxmlformats.org/officeDocument/2006/customXml" ds:itemID="{3D3CD378-0F4D-473C-9053-F7222FD9740D}">
   <ds:schemaRefs>
     <ds:schemaRef ds:uri="http://schemas.openxmlformats.org/officeDocument/2006/bibliography"/>
   </ds:schemaRefs>

--- a/Адміністрування обчислювальних комплексів Зроблені ЛР/Лабораторна робота 13 - Матакова А.В. - 409а - Адміністрування обчислювальних комплексів.docx
+++ b/Адміністрування обчислювальних комплексів Зроблені ЛР/Лабораторна робота 13 - Матакова А.В. - 409а - Адміністрування обчислювальних комплексів.docx
@@ -2361,8 +2361,6 @@
           <w:szCs w:val="28"/>
         </w:rPr>
       </w:pPr>
-      <w:bookmarkStart w:id="0" w:name="_GoBack"/>
-      <w:bookmarkEnd w:id="0"/>
       <w:r>
         <w:rPr>
           <w:szCs w:val="28"/>
@@ -2433,7 +2431,21 @@
           <w:sz w:val="28"/>
           <w:szCs w:val="28"/>
         </w:rPr>
-        <w:t xml:space="preserve">Моніторинг запущено командою .\ctop.exe. Утиліта відкриває інтерактивну таблицю, яка оновлюється в реальному часі. Для кожного контейнера показано назву (NAME), ідентифікатор (CID) і завантаження процесора (CPU). Також видно використання пам'яті відносно доступної (MEM), обсяг отриманих і відправлених </w:t>
+        <w:t>Моніторинг запущено командою .\ctop.exe. Утиліта відкриває інтерактивну таблицю, яка оновлюється в реальному часі. Для кожного контейнера показано назву (NAME), ідентифікатор (CID) і завантаження процесора (CPU</w:t>
+      </w:r>
+      <w:r>
+        <w:rPr>
+          <w:sz w:val="28"/>
+          <w:szCs w:val="28"/>
+        </w:rPr>
+        <w:t>). Також видно використання пам’</w:t>
+      </w:r>
+      <w:r>
+        <w:rPr>
+          <w:sz w:val="28"/>
+          <w:szCs w:val="28"/>
+        </w:rPr>
+        <w:t xml:space="preserve">яті відносно доступної (MEM), обсяг отриманих і відправлених </w:t>
       </w:r>
       <w:r>
         <w:rPr>
@@ -2534,7 +2546,6 @@
         <w:rPr>
           <w:sz w:val="28"/>
           <w:szCs w:val="28"/>
-          <w:highlight w:val="yellow"/>
         </w:rPr>
         <w:t xml:space="preserve">Рисунок 1 – </w:t>
       </w:r>
@@ -2542,7 +2553,6 @@
         <w:rPr>
           <w:sz w:val="28"/>
           <w:szCs w:val="28"/>
-          <w:highlight w:val="yellow"/>
         </w:rPr>
         <w:t>Моніторинг контейнерів за допомогою ctop</w:t>
       </w:r>
@@ -2564,7 +2574,21 @@
           <w:sz w:val="28"/>
           <w:szCs w:val="28"/>
         </w:rPr>
-        <w:t>У заголовку відображено поточний час і загальну кількість контейнерів (5 containers). Контейнери db_lr_admin та lr_6_proj працюють. Контейнер бази даних споживає помітно більше пам'яті (378M проти 101M) і має більше процесів (44 проти 3), оскільки сервер MySQL працює з багатьма потоками. Контейнер lr9-container з лабораторної роботи №9 призупинений, а контейнери lr10ao-db-1 та lr10ao-wordpress-1 зупинені, тому показники ресурсів для них не виводяться. Вихід з ctop виконується клавішею q.</w:t>
+        <w:t>У заголовку відображено поточний час і загальну кількість контейнерів (5 containers). Контейнери db_lr_admin та lr_6_proj працюють. Контейнер бази даних споживає помітно більше пам</w:t>
+      </w:r>
+      <w:r>
+        <w:rPr>
+          <w:sz w:val="28"/>
+          <w:szCs w:val="28"/>
+        </w:rPr>
+        <w:t>’</w:t>
+      </w:r>
+      <w:r>
+        <w:rPr>
+          <w:sz w:val="28"/>
+          <w:szCs w:val="28"/>
+        </w:rPr>
+        <w:t>яті і має більше процесів, оскільки сервер MySQL працює з багатьма потоками. Контейнер lr9-container з лабораторної роботи №9 призупинений, а контейнери lr10ao-db-1 та lr10ao-wordpress-1 зупинені, тому показники ресурсів для них не виводяться. Вихід з ctop виконується клавішею q.</w:t>
       </w:r>
     </w:p>
     <w:p>
@@ -2587,7 +2611,201 @@
           <w:lang w:val="ru-RU"/>
         </w:rPr>
         <w:drawing>
-          <wp:inline distT="0" distB="0" distL="0" distR="0" wp14:anchorId="59AA84FC" wp14:editId="242D0920">
+          <wp:inline distT="0" distB="0" distL="0" distR="0" wp14:anchorId="5ED8A416" wp14:editId="1E642139">
+            <wp:extent cx="6299835" cy="1171575"/>
+            <wp:effectExtent l="0" t="0" r="5715" b="9525"/>
+            <wp:docPr id="3" name="Рисунок 3"/>
+            <wp:cNvGraphicFramePr>
+              <a:graphicFrameLocks xmlns:a="http://schemas.openxmlformats.org/drawingml/2006/main" noChangeAspect="1"/>
+            </wp:cNvGraphicFramePr>
+            <a:graphic xmlns:a="http://schemas.openxmlformats.org/drawingml/2006/main">
+              <a:graphicData uri="http://schemas.openxmlformats.org/drawingml/2006/picture">
+                <pic:pic xmlns:pic="http://schemas.openxmlformats.org/drawingml/2006/picture">
+                  <pic:nvPicPr>
+                    <pic:cNvPr id="1" name=""/>
+                    <pic:cNvPicPr/>
+                  </pic:nvPicPr>
+                  <pic:blipFill rotWithShape="1">
+                    <a:blip r:embed="rId10"/>
+                    <a:srcRect b="22994"/>
+                    <a:stretch/>
+                  </pic:blipFill>
+                  <pic:spPr bwMode="auto">
+                    <a:xfrm>
+                      <a:off x="0" y="0"/>
+                      <a:ext cx="6299835" cy="1171575"/>
+                    </a:xfrm>
+                    <a:prstGeom prst="rect">
+                      <a:avLst/>
+                    </a:prstGeom>
+                    <a:ln>
+                      <a:noFill/>
+                    </a:ln>
+                    <a:extLst>
+                      <a:ext uri="{53640926-AAD7-44D8-BBD7-CCE9431645EC}">
+                        <a14:shadowObscured xmlns:a14="http://schemas.microsoft.com/office/drawing/2010/main"/>
+                      </a:ext>
+                    </a:extLst>
+                  </pic:spPr>
+                </pic:pic>
+              </a:graphicData>
+            </a:graphic>
+          </wp:inline>
+        </w:drawing>
+      </w:r>
+    </w:p>
+    <w:p>
+      <w:pPr>
+        <w:suppressAutoHyphens w:val="0"/>
+        <w:spacing w:line="360" w:lineRule="auto"/>
+        <w:ind w:leftChars="0" w:left="0" w:firstLineChars="0" w:firstLine="0"/>
+        <w:jc w:val="center"/>
+        <w:textDirection w:val="lrTb"/>
+        <w:textAlignment w:val="auto"/>
+        <w:outlineLvl w:val="9"/>
+        <w:rPr>
+          <w:sz w:val="28"/>
+          <w:szCs w:val="28"/>
+        </w:rPr>
+      </w:pPr>
+      <w:r>
+        <w:rPr>
+          <w:sz w:val="28"/>
+          <w:szCs w:val="28"/>
+        </w:rPr>
+        <w:t xml:space="preserve">Рисунок 2 – </w:t>
+      </w:r>
+      <w:r>
+        <w:rPr>
+          <w:sz w:val="28"/>
+          <w:szCs w:val="28"/>
+        </w:rPr>
+        <w:t>Моніторинг контейнерів за допомогою</w:t>
+      </w:r>
+      <w:r>
+        <w:rPr>
+          <w:sz w:val="28"/>
+          <w:szCs w:val="28"/>
+        </w:rPr>
+        <w:t xml:space="preserve"> команди </w:t>
+      </w:r>
+      <w:bookmarkStart w:id="0" w:name="_GoBack"/>
+      <w:bookmarkEnd w:id="0"/>
+      <w:r>
+        <w:rPr>
+          <w:sz w:val="28"/>
+          <w:szCs w:val="28"/>
+        </w:rPr>
+        <w:t>docker stats</w:t>
+      </w:r>
+    </w:p>
+    <w:p>
+      <w:pPr>
+        <w:suppressAutoHyphens w:val="0"/>
+        <w:spacing w:line="360" w:lineRule="auto"/>
+        <w:ind w:leftChars="0" w:left="0" w:firstLineChars="0" w:firstLine="709"/>
+        <w:jc w:val="both"/>
+        <w:textDirection w:val="lrTb"/>
+        <w:textAlignment w:val="auto"/>
+        <w:outlineLvl w:val="9"/>
+        <w:rPr>
+          <w:sz w:val="28"/>
+          <w:szCs w:val="28"/>
+        </w:rPr>
+      </w:pPr>
+      <w:r>
+        <w:rPr>
+          <w:sz w:val="28"/>
+          <w:szCs w:val="28"/>
+        </w:rPr>
+        <w:t xml:space="preserve">Для порівняння з ctop використано вбудований засіб моніторингу Docker </w:t>
+      </w:r>
+      <w:r>
+        <w:rPr>
+          <w:sz w:val="28"/>
+          <w:szCs w:val="28"/>
+        </w:rPr>
+        <w:t>–</w:t>
+      </w:r>
+      <w:r>
+        <w:rPr>
+          <w:sz w:val="28"/>
+          <w:szCs w:val="28"/>
+        </w:rPr>
+        <w:t xml:space="preserve"> команду docker stats. На відміну від ctop, вона не потребує встановлення та показує статистику лише запущених контейнерів. Для кожного контейнера вона виводить завантаження процесора (CPU %) і використання пам</w:t>
+      </w:r>
+      <w:r>
+        <w:rPr>
+          <w:sz w:val="28"/>
+          <w:szCs w:val="28"/>
+        </w:rPr>
+        <w:t>’</w:t>
+      </w:r>
+      <w:r>
+        <w:rPr>
+          <w:sz w:val="28"/>
+          <w:szCs w:val="28"/>
+        </w:rPr>
+        <w:t>яті в абсолютних значеннях та відсотках (MEM USAGE / LIMIT, MEM %). Також видно мережевий (NET I/O) і дисковий (BLOCK I/O) обмін та кількість процесів (PIDS). Отримані дані узгоджуються з показниками ctop: db_lr_admin використовує близько 370 МіБ пам</w:t>
+      </w:r>
+      <w:r>
+        <w:rPr>
+          <w:sz w:val="28"/>
+          <w:szCs w:val="28"/>
+        </w:rPr>
+        <w:t>’</w:t>
+      </w:r>
+      <w:r>
+        <w:rPr>
+          <w:sz w:val="28"/>
+          <w:szCs w:val="28"/>
+        </w:rPr>
+        <w:t xml:space="preserve">яті, lr_6_proj </w:t>
+      </w:r>
+      <w:r>
+        <w:rPr>
+          <w:sz w:val="28"/>
+          <w:szCs w:val="28"/>
+        </w:rPr>
+        <w:t>–</w:t>
+      </w:r>
+      <w:r>
+        <w:rPr>
+          <w:sz w:val="28"/>
+          <w:szCs w:val="28"/>
+        </w:rPr>
+        <w:t xml:space="preserve"> близько 86 МіБ. Для отримання разового знімка навантаження без безперервного оновлення використано команду docker stats --no-stream. </w:t>
+      </w:r>
+      <w:r>
+        <w:rPr>
+          <w:sz w:val="28"/>
+          <w:szCs w:val="28"/>
+        </w:rPr>
+        <w:lastRenderedPageBreak/>
+        <w:t>Стислий перелік контейнерів зі статусом і портами виведено командою docker ps --format "table {{.Names}}\t{{.Status}}\t{{.Ports}}".</w:t>
+      </w:r>
+    </w:p>
+    <w:p>
+      <w:pPr>
+        <w:spacing w:line="360" w:lineRule="auto"/>
+        <w:ind w:leftChars="0" w:firstLineChars="0" w:firstLine="1"/>
+        <w:contextualSpacing/>
+        <w:jc w:val="center"/>
+        <w:outlineLvl w:val="9"/>
+        <w:rPr>
+          <w:sz w:val="28"/>
+          <w:szCs w:val="28"/>
+        </w:rPr>
+      </w:pPr>
+      <w:r>
+        <w:rPr>
+          <w:noProof/>
+          <w:sz w:val="28"/>
+          <w:szCs w:val="28"/>
+          <w:lang w:val="ru-RU"/>
+        </w:rPr>
+        <w:drawing>
+          <wp:inline distT="0" distB="0" distL="0" distR="0" wp14:anchorId="0FC854D6" wp14:editId="136B61B9">
             <wp:extent cx="5501167" cy="1363288"/>
             <wp:effectExtent l="0" t="0" r="4445" b="8890"/>
             <wp:docPr id="2" name="Рисунок 2"/>
@@ -2602,7 +2820,7 @@
                     <pic:cNvPicPr/>
                   </pic:nvPicPr>
                   <pic:blipFill rotWithShape="1">
-                    <a:blip r:embed="rId10"/>
+                    <a:blip r:embed="rId11"/>
                     <a:srcRect b="10433"/>
                     <a:stretch/>
                   </pic:blipFill>
@@ -2632,35 +2850,6 @@
     </w:p>
     <w:p>
       <w:pPr>
-        <w:suppressAutoHyphens w:val="0"/>
-        <w:spacing w:line="360" w:lineRule="auto"/>
-        <w:ind w:leftChars="0" w:left="0" w:firstLineChars="0" w:firstLine="0"/>
-        <w:jc w:val="center"/>
-        <w:textDirection w:val="lrTb"/>
-        <w:textAlignment w:val="auto"/>
-        <w:outlineLvl w:val="9"/>
-        <w:rPr>
-          <w:sz w:val="28"/>
-          <w:szCs w:val="28"/>
-        </w:rPr>
-      </w:pPr>
-      <w:r>
-        <w:rPr>
-          <w:sz w:val="28"/>
-          <w:szCs w:val="28"/>
-        </w:rPr>
-        <w:t xml:space="preserve">Рисунок 2 – </w:t>
-      </w:r>
-      <w:r>
-        <w:rPr>
-          <w:sz w:val="28"/>
-          <w:szCs w:val="28"/>
-        </w:rPr>
-        <w:t>Моніторинг контейнерів у Docker Desktop</w:t>
-      </w:r>
-    </w:p>
-    <w:p>
-      <w:pPr>
         <w:spacing w:line="360" w:lineRule="auto"/>
         <w:ind w:leftChars="0" w:firstLineChars="0" w:firstLine="1"/>
         <w:contextualSpacing/>
@@ -2673,73 +2862,17 @@
       </w:pPr>
       <w:r>
         <w:rPr>
-          <w:noProof/>
-          <w:sz w:val="28"/>
-          <w:szCs w:val="28"/>
-          <w:lang w:val="ru-RU"/>
-        </w:rPr>
-        <w:drawing>
-          <wp:inline distT="0" distB="0" distL="0" distR="0" wp14:anchorId="296DF845" wp14:editId="554633CA">
-            <wp:extent cx="6299835" cy="1172094"/>
-            <wp:effectExtent l="0" t="0" r="5715" b="9525"/>
-            <wp:docPr id="3" name="Рисунок 3"/>
-            <wp:cNvGraphicFramePr>
-              <a:graphicFrameLocks xmlns:a="http://schemas.openxmlformats.org/drawingml/2006/main" noChangeAspect="1"/>
-            </wp:cNvGraphicFramePr>
-            <a:graphic xmlns:a="http://schemas.openxmlformats.org/drawingml/2006/main">
-              <a:graphicData uri="http://schemas.openxmlformats.org/drawingml/2006/picture">
-                <pic:pic xmlns:pic="http://schemas.openxmlformats.org/drawingml/2006/picture">
-                  <pic:nvPicPr>
-                    <pic:cNvPr id="1" name=""/>
-                    <pic:cNvPicPr/>
-                  </pic:nvPicPr>
-                  <pic:blipFill rotWithShape="1">
-                    <a:blip r:embed="rId11"/>
-                    <a:srcRect b="22994"/>
-                    <a:stretch/>
-                  </pic:blipFill>
-                  <pic:spPr bwMode="auto">
-                    <a:xfrm>
-                      <a:off x="0" y="0"/>
-                      <a:ext cx="6299835" cy="1172094"/>
-                    </a:xfrm>
-                    <a:prstGeom prst="rect">
-                      <a:avLst/>
-                    </a:prstGeom>
-                    <a:ln>
-                      <a:noFill/>
-                    </a:ln>
-                    <a:extLst>
-                      <a:ext uri="{53640926-AAD7-44D8-BBD7-CCE9431645EC}">
-                        <a14:shadowObscured xmlns:a14="http://schemas.microsoft.com/office/drawing/2010/main"/>
-                      </a:ext>
-                    </a:extLst>
-                  </pic:spPr>
-                </pic:pic>
-              </a:graphicData>
-            </a:graphic>
-          </wp:inline>
-        </w:drawing>
-      </w:r>
-    </w:p>
-    <w:p>
-      <w:pPr>
-        <w:spacing w:line="360" w:lineRule="auto"/>
-        <w:ind w:leftChars="0" w:firstLineChars="0" w:firstLine="1"/>
-        <w:contextualSpacing/>
-        <w:jc w:val="center"/>
-        <w:outlineLvl w:val="9"/>
-        <w:rPr>
-          <w:sz w:val="28"/>
-          <w:szCs w:val="28"/>
-        </w:rPr>
-      </w:pPr>
-      <w:r>
-        <w:rPr>
-          <w:sz w:val="28"/>
-          <w:szCs w:val="28"/>
-        </w:rPr>
-        <w:t>Рисунок 3 – Моніторинг контейнерів командою docker stats</w:t>
+          <w:sz w:val="28"/>
+          <w:szCs w:val="28"/>
+        </w:rPr>
+        <w:t>Рисунок 3</w:t>
+      </w:r>
+      <w:r>
+        <w:rPr>
+          <w:sz w:val="28"/>
+          <w:szCs w:val="28"/>
+        </w:rPr>
+        <w:t xml:space="preserve"> – Моніторинг контейнерів у Docker Desktop</w:t>
       </w:r>
     </w:p>
     <w:p>
@@ -2763,7 +2896,7 @@
           <w:sz w:val="28"/>
           <w:szCs w:val="28"/>
         </w:rPr>
-        <w:t xml:space="preserve">Третім засобом моніторингу став графічний інтерфейс Docker Desktop, розділ «Containers». У верхній частині вікна показано сумарне завантаження процесора всіма контейнерами (1.23% з 1200%, оскільки доступно 12 ядер) і сумарне </w:t>
+        <w:t>Третім</w:t>
       </w:r>
       <w:r>
         <w:rPr>
@@ -2772,8 +2905,43 @@
           <w:sz w:val="28"/>
           <w:szCs w:val="28"/>
         </w:rPr>
-        <w:lastRenderedPageBreak/>
-        <w:t>використання пам'яті (462.88 МБ з 14.93 ГБ). У таблиці нижче наведено контейнери та проєкти Docker Compose з їхнім станом, опублікованими портами, поточним завантаженням CPU і часом останнього запуску. Проєкт lr12ao, що містить контейнери db_lr_admin та lr_6_proj, працює й споживає 1.23% CPU. Проєкт lr10ao зупинений, а контейнер lr9-container призупинений. Графічний інтерфейс зручний для швидкої загальної оцінки стану середовища, тоді як ctop і docker stats дають детальніші показники по кожному контейнеру.</w:t>
+        <w:t xml:space="preserve"> засобом моніторингу став графічний інтерфейс Docker Desktop, розділ «Containers». У верхній частині вікна показано сумарне завантажен</w:t>
+      </w:r>
+      <w:r>
+        <w:rPr>
+          <w:bCs/>
+          <w:iCs/>
+          <w:sz w:val="28"/>
+          <w:szCs w:val="28"/>
+        </w:rPr>
+        <w:t>ня процесора всіма контейнерами</w:t>
+      </w:r>
+      <w:r>
+        <w:rPr>
+          <w:bCs/>
+          <w:iCs/>
+          <w:sz w:val="28"/>
+          <w:szCs w:val="28"/>
+        </w:rPr>
+        <w:t xml:space="preserve"> і сумарне використання пам</w:t>
+      </w:r>
+      <w:r>
+        <w:rPr>
+          <w:bCs/>
+          <w:iCs/>
+          <w:sz w:val="28"/>
+          <w:szCs w:val="28"/>
+        </w:rPr>
+        <w:t>’</w:t>
+      </w:r>
+      <w:r>
+        <w:rPr>
+          <w:bCs/>
+          <w:iCs/>
+          <w:sz w:val="28"/>
+          <w:szCs w:val="28"/>
+        </w:rPr>
+        <w:t>яті. У таблиці нижче наведено контейнери та проєкти Docker Compose з їхнім станом, опублікованими портами, поточним завантаженням CPU і часом останнього запуску. Проєкт lr12ao, що містить контейнери db_lr_admin та lr_6_proj, працює й споживає 1.23% CPU. Проєкт lr10ao зупинений, а контейнер lr9-container призупинений. Графічний інтерфейс зручний для швидкої загальної оцінки стану середовища, тоді як ctop і docker stats дають детальніші показники по кожному контейнеру.</w:t>
       </w:r>
     </w:p>
     <w:p>
@@ -8748,7 +8916,7 @@
 </file>
 
 <file path=customXml/itemProps2.xml><?xml version="1.0" encoding="utf-8"?>
-<ds:datastoreItem xmlns:ds="http://schemas.openxmlformats.org/officeDocument/2006/customXml" ds:itemID="{3D3CD378-0F4D-473C-9053-F7222FD9740D}">
+<ds:datastoreItem xmlns:ds="http://schemas.openxmlformats.org/officeDocument/2006/customXml" ds:itemID="{C7604228-29E7-41AA-9003-CF9C5F3281B4}">
   <ds:schemaRefs>
     <ds:schemaRef ds:uri="http://schemas.openxmlformats.org/officeDocument/2006/bibliography"/>
   </ds:schemaRefs>
